--- a/交付成果/第4轮朗读优化版/朗读优化8周版/读书会01_禅修入门与基础_8周资料包（朗读优化版）/Word版/第3周_入出息念基础方法-取相点与安般十六步框架_学员版.docx
+++ b/交付成果/第4轮朗读优化版/朗读优化8周版/读书会01_禅修入门与基础_8周资料包（朗读优化版）/Word版/第3周_入出息念基础方法-取相点与安般十六步框架_学员版.docx
@@ -4,28 +4,35 @@
   <w:body>
     <w:p>
       <w:pPr>
-        <w:spacing w:before="160" w:after="80"/>
+        <w:jc w:val="right"/>
       </w:pPr>
       <w:r>
         <w:rPr>
-          <w:rFonts w:ascii="Microsoft YaHei" w:hAnsi="Microsoft YaHei" w:eastAsia="Microsoft YaHei"/>
-          <w:b/>
-          <w:color w:val="1E5631"/>
-          <w:sz w:val="34"/>
+          <w:color w:val="888888"/>
+          <w:sz w:val="16"/>
         </w:rPr>
-        <w:t>第3周：入出息念基础方法——取相点与安般十六步框架（学员版）</w:t>
+        <w:t>📅 最近更新：2026-09-26 12:40　|　第4周「三种远离」去 🔴 存疑标记（原文正确）；「马夫大尊者」订正为「罗睺罗尊者」；第4轮朗读优化（2026-09-26）：音频转写来源的共读原文已口语化改写</w:t>
       </w:r>
     </w:p>
     <w:p>
       <w:pPr>
-        <w:spacing w:before="160" w:after="80"/>
+        <w:jc w:val="center"/>
       </w:pPr>
       <w:r>
         <w:rPr>
-          <w:rFonts w:ascii="Microsoft YaHei" w:hAnsi="Microsoft YaHei" w:eastAsia="Microsoft YaHei"/>
           <w:b/>
-          <w:color w:val="1E5631"/>
-          <w:sz w:val="28"/>
+          <w:color w:val="1E4620"/>
+          <w:sz w:val="36"/>
+        </w:rPr>
+        <w:t>第3周：入出息念基础方法——取相点与安般十六步框架</w:t>
+      </w:r>
+    </w:p>
+    <w:p>
+      <w:r>
+        <w:rPr>
+          <w:b/>
+          <w:color w:val="1E4620"/>
+          <w:sz w:val="26"/>
         </w:rPr>
         <w:t>📋 本周信息卡</w:t>
       </w:r>
@@ -34,7 +41,6 @@
       <w:tblPr>
         <w:tblStyle w:val="TableGrid"/>
         <w:tblW w:type="auto" w:w="0"/>
-        <w:jc w:val="center"/>
         <w:tblLook w:firstColumn="1" w:firstRow="1" w:lastColumn="0" w:lastRow="0" w:noHBand="0" w:noVBand="1" w:val="04A0"/>
       </w:tblPr>
       <w:tblGrid>
@@ -45,17 +51,20 @@
         <w:tc>
           <w:tcPr>
             <w:tcW w:type="dxa" w:w="4819"/>
-            <w:shd w:val="clear" w:color="auto" w:fill="1E5631"/>
+            <w:shd w:val="clear" w:fill="1E4620"/>
           </w:tcPr>
           <w:p>
-            <w:pPr>
-              <w:spacing w:after="20"/>
-            </w:pPr>
             <w:r>
               <w:rPr>
-                <w:b/>
                 <w:color w:val="FFFFFF"/>
-                <w:sz w:val="19"/>
+                <w:sz w:val="18"/>
+              </w:rPr>
+            </w:r>
+            <w:r>
+              <w:rPr>
+                <w:b w:val="0"/>
+                <w:color w:val="FFFFFF"/>
+                <w:sz w:val="18"/>
               </w:rPr>
               <w:t>项目</w:t>
             </w:r>
@@ -64,17 +73,20 @@
         <w:tc>
           <w:tcPr>
             <w:tcW w:type="dxa" w:w="4819"/>
-            <w:shd w:val="clear" w:color="auto" w:fill="1E5631"/>
+            <w:shd w:val="clear" w:fill="1E4620"/>
           </w:tcPr>
           <w:p>
-            <w:pPr>
-              <w:spacing w:after="20"/>
-            </w:pPr>
             <w:r>
               <w:rPr>
-                <w:b/>
                 <w:color w:val="FFFFFF"/>
-                <w:sz w:val="19"/>
+                <w:sz w:val="18"/>
+              </w:rPr>
+            </w:r>
+            <w:r>
+              <w:rPr>
+                <w:b w:val="0"/>
+                <w:color w:val="FFFFFF"/>
+                <w:sz w:val="18"/>
               </w:rPr>
               <w:t>内容</w:t>
             </w:r>
@@ -87,12 +99,15 @@
             <w:tcW w:type="dxa" w:w="4819"/>
           </w:tcPr>
           <w:p>
-            <w:pPr>
-              <w:spacing w:after="20"/>
-            </w:pPr>
             <w:r>
               <w:rPr>
-                <w:sz w:val="19"/>
+                <w:sz w:val="18"/>
+              </w:rPr>
+            </w:r>
+            <w:r>
+              <w:rPr>
+                <w:b w:val="0"/>
+                <w:sz w:val="18"/>
               </w:rPr>
               <w:t>时长</w:t>
             </w:r>
@@ -103,12 +118,15 @@
             <w:tcW w:type="dxa" w:w="4819"/>
           </w:tcPr>
           <w:p>
-            <w:pPr>
-              <w:spacing w:after="20"/>
-            </w:pPr>
             <w:r>
               <w:rPr>
-                <w:sz w:val="19"/>
+                <w:sz w:val="18"/>
+              </w:rPr>
+            </w:r>
+            <w:r>
+              <w:rPr>
+                <w:b w:val="0"/>
+                <w:sz w:val="18"/>
               </w:rPr>
               <w:t>120分钟</w:t>
             </w:r>
@@ -119,15 +137,18 @@
         <w:tc>
           <w:tcPr>
             <w:tcW w:type="dxa" w:w="4819"/>
-            <w:shd w:val="clear" w:color="auto" w:fill="F2F2F2"/>
+            <w:shd w:val="clear" w:fill="F2F5FA"/>
           </w:tcPr>
           <w:p>
-            <w:pPr>
-              <w:spacing w:after="20"/>
-            </w:pPr>
             <w:r>
               <w:rPr>
-                <w:sz w:val="19"/>
+                <w:sz w:val="18"/>
+              </w:rPr>
+            </w:r>
+            <w:r>
+              <w:rPr>
+                <w:b w:val="0"/>
+                <w:sz w:val="18"/>
               </w:rPr>
               <w:t>核心问题</w:t>
             </w:r>
@@ -136,15 +157,18 @@
         <w:tc>
           <w:tcPr>
             <w:tcW w:type="dxa" w:w="4819"/>
-            <w:shd w:val="clear" w:color="auto" w:fill="F2F2F2"/>
+            <w:shd w:val="clear" w:fill="F2F5FA"/>
           </w:tcPr>
           <w:p>
-            <w:pPr>
-              <w:spacing w:after="20"/>
-            </w:pPr>
             <w:r>
               <w:rPr>
-                <w:sz w:val="19"/>
+                <w:sz w:val="18"/>
+              </w:rPr>
+            </w:r>
+            <w:r>
+              <w:rPr>
+                <w:b w:val="0"/>
+                <w:sz w:val="18"/>
               </w:rPr>
               <w:t>呼吸一直在，为什么还要专门学怎么觉知它？</w:t>
             </w:r>
@@ -157,12 +181,15 @@
             <w:tcW w:type="dxa" w:w="4819"/>
           </w:tcPr>
           <w:p>
-            <w:pPr>
-              <w:spacing w:after="20"/>
-            </w:pPr>
             <w:r>
               <w:rPr>
-                <w:sz w:val="19"/>
+                <w:sz w:val="18"/>
+              </w:rPr>
+            </w:r>
+            <w:r>
+              <w:rPr>
+                <w:b w:val="0"/>
+                <w:sz w:val="18"/>
               </w:rPr>
               <w:t>共读原文</w:t>
             </w:r>
@@ -173,12 +200,15 @@
             <w:tcW w:type="dxa" w:w="4819"/>
           </w:tcPr>
           <w:p>
-            <w:pPr>
-              <w:spacing w:after="20"/>
-            </w:pPr>
             <w:r>
               <w:rPr>
-                <w:sz w:val="19"/>
+                <w:sz w:val="18"/>
+              </w:rPr>
+            </w:r>
+            <w:r>
+              <w:rPr>
+                <w:b w:val="0"/>
+                <w:sz w:val="18"/>
               </w:rPr>
               <w:t>① 入出息念是什么（录音转写·依据录音转写整理）② 相·入息·出息三法与触点（PDF课件）③ 入出息念业处十六事·安般十六步框架总表（PDF课件）</w:t>
             </w:r>
@@ -189,15 +219,18 @@
         <w:tc>
           <w:tcPr>
             <w:tcW w:type="dxa" w:w="4819"/>
-            <w:shd w:val="clear" w:color="auto" w:fill="F2F2F2"/>
+            <w:shd w:val="clear" w:fill="F2F5FA"/>
           </w:tcPr>
           <w:p>
-            <w:pPr>
-              <w:spacing w:after="20"/>
-            </w:pPr>
             <w:r>
               <w:rPr>
-                <w:sz w:val="19"/>
+                <w:sz w:val="18"/>
+              </w:rPr>
+            </w:r>
+            <w:r>
+              <w:rPr>
+                <w:b w:val="0"/>
+                <w:sz w:val="18"/>
               </w:rPr>
               <w:t>本周作业</w:t>
             </w:r>
@@ -206,15 +239,18 @@
         <w:tc>
           <w:tcPr>
             <w:tcW w:type="dxa" w:w="4819"/>
-            <w:shd w:val="clear" w:color="auto" w:fill="F2F2F2"/>
+            <w:shd w:val="clear" w:fill="F2F5FA"/>
           </w:tcPr>
           <w:p>
-            <w:pPr>
-              <w:spacing w:after="20"/>
-            </w:pPr>
             <w:r>
               <w:rPr>
-                <w:sz w:val="19"/>
+                <w:sz w:val="18"/>
+              </w:rPr>
+            </w:r>
+            <w:r>
+              <w:rPr>
+                <w:b w:val="0"/>
+                <w:sz w:val="18"/>
               </w:rPr>
               <w:t>每天找到自己的触点位置坐5分钟，只做一件事：知道气息在进出。</w:t>
             </w:r>
@@ -223,151 +259,145 @@
       </w:tr>
     </w:tbl>
     <w:p>
-      <w:pPr>
-        <w:spacing w:before="160" w:after="80"/>
-      </w:pPr>
       <w:r>
         <w:rPr>
-          <w:rFonts w:ascii="Microsoft YaHei" w:hAnsi="Microsoft YaHei" w:eastAsia="Microsoft YaHei"/>
           <w:b/>
-          <w:color w:val="1E5631"/>
-          <w:sz w:val="28"/>
+          <w:color w:val="1E4620"/>
+          <w:sz w:val="26"/>
         </w:rPr>
         <w:t>🧘 静心开场</w:t>
       </w:r>
     </w:p>
     <w:p>
       <w:pPr>
-        <w:spacing w:before="40" w:after="80"/>
-        <w:ind w:left="283"/>
-        <w:shd w:val="clear" w:color="auto" w:fill="EDF6EF"/>
+        <w:ind w:left="170"/>
         <w:pBdr>
-          <w:left w:val="single" w:sz="20" w:space="6" w:color="1E5631"/>
+          <w:left w:val="single" w:sz="18" w:space="4" w:color="1E4620"/>
         </w:pBdr>
+        <w:shd w:val="clear" w:fill="F2F5FA"/>
       </w:pPr>
       <w:r>
         <w:rPr>
           <w:b/>
-          <w:sz w:val="20"/>
         </w:rPr>
         <w:t>开场破冰 · 暖场</w:t>
       </w:r>
       <w:r>
         <w:rPr>
-          <w:sz w:val="20"/>
+          <w:b w:val="0"/>
         </w:rPr>
-        <w:t>（约 3 分钟）：用一句话说说：今天到现在，你有没有“注意到过一次自己的呼吸”？是在哪里？ （说完不必解释、不点评，只把它轻轻放在心里，带着这份真实进入今天的静心。）</w:t>
+        <w:t>（约 3 分钟）：用一句话说说：今天到现在，你有没有“注意到过一次自己的呼吸”？是在哪里？</w:t>
       </w:r>
     </w:p>
     <w:p>
       <w:pPr>
-        <w:spacing w:before="40" w:after="80"/>
-        <w:ind w:left="283"/>
-        <w:shd w:val="clear" w:color="auto" w:fill="EDF6EF"/>
+        <w:ind w:left="170"/>
         <w:pBdr>
-          <w:left w:val="single" w:sz="20" w:space="6" w:color="1E5631"/>
+          <w:left w:val="single" w:sz="18" w:space="4" w:color="1E4620"/>
         </w:pBdr>
+        <w:shd w:val="clear" w:fill="F2F5FA"/>
+      </w:pPr>
+      <w:r>
+        <w:rPr>
+          <w:b w:val="0"/>
+        </w:rPr>
+        <w:t>（说完不必解释、不点评，只把它轻轻放在心里，带着这份真实进入今天的静心。）</w:t>
+      </w:r>
+    </w:p>
+    <w:p>
+      <w:pPr>
+        <w:ind w:left="170"/>
+        <w:pBdr>
+          <w:left w:val="single" w:sz="18" w:space="4" w:color="1E4620"/>
+        </w:pBdr>
+        <w:shd w:val="clear" w:fill="F2F5FA"/>
       </w:pPr>
       <w:r>
         <w:rPr>
           <w:b/>
-          <w:sz w:val="20"/>
         </w:rPr>
         <w:t>本期共同约定（心理安全）</w:t>
       </w:r>
       <w:r>
         <w:rPr>
-          <w:sz w:val="20"/>
+          <w:b w:val="0"/>
         </w:rPr>
         <w:t xml:space="preserve">：① </w:t>
       </w:r>
       <w:r>
         <w:rPr>
           <w:b/>
-          <w:sz w:val="20"/>
         </w:rPr>
         <w:t>保密</w:t>
       </w:r>
       <w:r>
         <w:rPr>
-          <w:sz w:val="20"/>
+          <w:b w:val="0"/>
         </w:rPr>
         <w:t xml:space="preserve">——今天在这里说的话，留在今天；② </w:t>
       </w:r>
       <w:r>
         <w:rPr>
           <w:b/>
-          <w:sz w:val="20"/>
         </w:rPr>
         <w:t>不评判</w:t>
       </w:r>
       <w:r>
         <w:rPr>
-          <w:sz w:val="20"/>
+          <w:b w:val="0"/>
         </w:rPr>
         <w:t xml:space="preserve">——不评价任何人的分享；③ </w:t>
       </w:r>
       <w:r>
         <w:rPr>
           <w:b/>
-          <w:sz w:val="20"/>
         </w:rPr>
         <w:t>可随时暂停</w:t>
       </w:r>
       <w:r>
         <w:rPr>
-          <w:sz w:val="20"/>
+          <w:b w:val="0"/>
         </w:rPr>
         <w:t>——坐不住、心里不舒服，随时可以调整姿势、起身或暂停，不需要向任何人解释。</w:t>
       </w:r>
     </w:p>
     <w:p>
-      <w:pPr>
-        <w:spacing w:before="160" w:after="80"/>
-      </w:pPr>
       <w:r>
         <w:rPr>
-          <w:rFonts w:ascii="Microsoft YaHei" w:hAnsi="Microsoft YaHei" w:eastAsia="Microsoft YaHei"/>
           <w:b/>
-          <w:color w:val="1E5631"/>
-          <w:sz w:val="28"/>
+          <w:color w:val="1E4620"/>
+          <w:sz w:val="26"/>
         </w:rPr>
         <w:t>📖 共读原文</w:t>
       </w:r>
     </w:p>
     <w:p>
-      <w:pPr>
-        <w:spacing w:before="120" w:after="80"/>
-      </w:pPr>
       <w:r>
         <w:rPr>
-          <w:rFonts w:ascii="Microsoft YaHei" w:hAnsi="Microsoft YaHei" w:eastAsia="Microsoft YaHei"/>
           <w:b/>
-          <w:color w:val="1E5631"/>
-          <w:sz w:val="25"/>
+          <w:color w:val="1E4620"/>
+          <w:sz w:val="23"/>
         </w:rPr>
         <w:t>原文材料①：入出息念是什么——定义、殊胜功德与修习前提</w:t>
       </w:r>
     </w:p>
     <w:p>
       <w:pPr>
-        <w:spacing w:before="40" w:after="80"/>
-        <w:ind w:left="283"/>
-        <w:shd w:val="clear" w:color="auto" w:fill="EDF6EF"/>
+        <w:ind w:left="170"/>
         <w:pBdr>
-          <w:left w:val="single" w:sz="20" w:space="6" w:color="1E5631"/>
+          <w:left w:val="single" w:sz="18" w:space="4" w:color="1E4620"/>
         </w:pBdr>
+        <w:shd w:val="clear" w:fill="F2F5FA"/>
       </w:pPr>
       <w:r>
         <w:rPr>
           <w:b/>
-          <w:sz w:val="20"/>
         </w:rPr>
         <w:t>【本周朗读段 · 开始】</w:t>
       </w:r>
       <w:r>
         <w:rPr>
-          <w:sz w:val="20"/>
+          <w:b w:val="0"/>
         </w:rPr>
         <w:t>（本段约 约3040 字，供中等稍慢朗读，约 25 分钟；其余为默读／选读／延伸内容）</w:t>
       </w:r>
@@ -376,13 +406,12 @@
       <w:r>
         <w:rPr>
           <w:b/>
-          <w:sz w:val="21"/>
         </w:rPr>
         <w:t>★核心段落</w:t>
       </w:r>
       <w:r>
         <w:rPr>
-          <w:sz w:val="21"/>
+          <w:b w:val="0"/>
         </w:rPr>
         <w:t>（必读）</w:t>
       </w:r>
@@ -391,55 +420,51 @@
       <w:r>
         <w:rPr>
           <w:b/>
-          <w:sz w:val="21"/>
         </w:rPr>
         <w:t>一、入出息念的定义</w:t>
       </w:r>
     </w:p>
     <w:p>
       <w:pPr>
-        <w:spacing w:before="40" w:after="80"/>
-        <w:ind w:left="283"/>
-        <w:shd w:val="clear" w:color="auto" w:fill="EDF6EF"/>
+        <w:ind w:left="170"/>
         <w:pBdr>
-          <w:left w:val="single" w:sz="20" w:space="6" w:color="1E5631"/>
+          <w:left w:val="single" w:sz="18" w:space="4" w:color="1E4620"/>
         </w:pBdr>
+        <w:shd w:val="clear" w:fill="F2F5FA"/>
       </w:pPr>
       <w:r>
         <w:rPr>
-          <w:sz w:val="20"/>
+          <w:b w:val="0"/>
         </w:rPr>
         <w:t>〔00:01:43〕老同学呢，都听过了。即使听过了，很多人也是没有完全搞明白。入出息念呢，它的巴利语叫 ānāpānassati：āna（安那）就是入息，pāna（巴那）就是出息，ssati（萨提）就是念。念呢，就是（心）意念不忘失所缘、（明确地于）所缘（转起）的意思（原文转写作"意念不忘之所缘""尘入所缘"，语义按此整理）。合起来呢，就是入出息念。</w:t>
       </w:r>
     </w:p>
     <w:p>
       <w:pPr>
-        <w:spacing w:before="40" w:after="80"/>
-        <w:ind w:left="283"/>
-        <w:shd w:val="clear" w:color="auto" w:fill="EDF6EF"/>
+        <w:ind w:left="170"/>
         <w:pBdr>
-          <w:left w:val="single" w:sz="20" w:space="6" w:color="1E5631"/>
+          <w:left w:val="single" w:sz="18" w:space="4" w:color="1E4620"/>
         </w:pBdr>
+        <w:shd w:val="clear" w:fill="F2F5FA"/>
       </w:pPr>
       <w:r>
         <w:rPr>
-          <w:sz w:val="20"/>
+          <w:b w:val="0"/>
         </w:rPr>
         <w:t>〔00:02:22〕古代呢，是翻译成"安那般那念"，简称"安般"。这"安般"是这么来的。</w:t>
       </w:r>
     </w:p>
     <w:p>
       <w:pPr>
-        <w:spacing w:before="40" w:after="80"/>
-        <w:ind w:left="283"/>
-        <w:shd w:val="clear" w:color="auto" w:fill="EDF6EF"/>
+        <w:ind w:left="170"/>
         <w:pBdr>
-          <w:left w:val="single" w:sz="20" w:space="6" w:color="1E5631"/>
+          <w:left w:val="single" w:sz="18" w:space="4" w:color="1E4620"/>
         </w:pBdr>
+        <w:shd w:val="clear" w:fill="F2F5FA"/>
       </w:pPr>
       <w:r>
         <w:rPr>
-          <w:sz w:val="20"/>
+          <w:b w:val="0"/>
         </w:rPr>
         <w:t>〔00:02:31〕那么什么是入出息念呢？简而言之呢，就是通过持续、正念的觉知入出息，来训练我们心的定力的这样的一种修习方法。就很明确：入出息念是通过正念地觉知入出息而成就（定力）的——是透由入出息来训练我们的心，而不是训练入出息成为什么样。这个是一开始要给大家说清楚的。同时呢，也不要把入出息念想象得很复杂，它就是单纯地只是（练习觉知）一个呼吸而已。</w:t>
       </w:r>
@@ -448,13 +473,12 @@
       <w:r>
         <w:rPr>
           <w:b/>
-          <w:sz w:val="21"/>
         </w:rPr>
         <w:t>★核心段落</w:t>
       </w:r>
       <w:r>
         <w:rPr>
-          <w:sz w:val="21"/>
+          <w:b w:val="0"/>
         </w:rPr>
         <w:t>（必读）</w:t>
       </w:r>
@@ -463,151 +487,141 @@
       <w:r>
         <w:rPr>
           <w:b/>
-          <w:sz w:val="21"/>
         </w:rPr>
         <w:t>二、入出息念的殊胜功德（上）</w:t>
       </w:r>
     </w:p>
     <w:p>
       <w:pPr>
-        <w:spacing w:before="40" w:after="80"/>
-        <w:ind w:left="283"/>
-        <w:shd w:val="clear" w:color="auto" w:fill="EDF6EF"/>
+        <w:ind w:left="170"/>
         <w:pBdr>
-          <w:left w:val="single" w:sz="20" w:space="6" w:color="1E5631"/>
+          <w:left w:val="single" w:sz="18" w:space="4" w:color="1E4620"/>
         </w:pBdr>
+        <w:shd w:val="clear" w:fill="F2F5FA"/>
       </w:pPr>
       <w:r>
         <w:rPr>
-          <w:sz w:val="20"/>
+          <w:b w:val="0"/>
         </w:rPr>
         <w:t>〔00:08:43〕那么主题呢——修入出息念呢，它有什么样的功德？</w:t>
       </w:r>
     </w:p>
     <w:p>
       <w:pPr>
-        <w:spacing w:before="40" w:after="80"/>
-        <w:ind w:left="283"/>
-        <w:shd w:val="clear" w:color="auto" w:fill="EDF6EF"/>
+        <w:ind w:left="170"/>
         <w:pBdr>
-          <w:left w:val="single" w:sz="20" w:space="6" w:color="1E5631"/>
+          <w:left w:val="single" w:sz="18" w:space="4" w:color="1E4620"/>
         </w:pBdr>
+        <w:shd w:val="clear" w:fill="F2F5FA"/>
       </w:pPr>
       <w:r>
         <w:rPr>
-          <w:sz w:val="20"/>
+          <w:b w:val="0"/>
         </w:rPr>
         <w:t>〔00:08:50〕在四十种业处里面呢，入出息（念）是佛陀经常教导的一种业处。在长部《大念处经》、中部《念处经》（？）、中部《入出息念经》，以及《入出息相应》（？）这些地方，它都有很详细的阐述。不完全统计呢，佛陀在二十几部经典里面讲过入出息。我们有些人对入出息觉得无聊、没有兴趣、生不起欢喜心。所以，我们如果要培育对入出息的喜爱或者尊敬呢，我们就需要了解入出息（念）的功德。</w:t>
       </w:r>
     </w:p>
     <w:p>
       <w:pPr>
-        <w:spacing w:before="40" w:after="80"/>
-        <w:ind w:left="283"/>
-        <w:shd w:val="clear" w:color="auto" w:fill="EDF6EF"/>
+        <w:ind w:left="170"/>
         <w:pBdr>
-          <w:left w:val="single" w:sz="20" w:space="6" w:color="1E5631"/>
+          <w:left w:val="single" w:sz="18" w:space="4" w:color="1E4620"/>
         </w:pBdr>
+        <w:shd w:val="clear" w:fill="F2F5FA"/>
       </w:pPr>
       <w:r>
         <w:rPr>
-          <w:sz w:val="20"/>
+          <w:b w:val="0"/>
         </w:rPr>
         <w:t>〔00:09:35〕第一个呢，它是寂静殊胜。入出息念呢，它的定很寂静，有寂静殊胜的功德。如果你入出息念成就，那个定呢，它是非常的寂静、非常的清净。它跟其他的业处不一样：比如说不净业处，它本身就是不净，你要注意"不净不净不净"、可厌可厌，才能获得（定）；那其他的禅相呢，它就很大、很宽广——那这个宽广呢，但是呢，你不容易获得那种很细的、很细微的那种寂静。</w:t>
       </w:r>
     </w:p>
     <w:p>
       <w:pPr>
-        <w:spacing w:before="40" w:after="80"/>
-        <w:ind w:left="283"/>
-        <w:shd w:val="clear" w:color="auto" w:fill="EDF6EF"/>
+        <w:ind w:left="170"/>
         <w:pBdr>
-          <w:left w:val="single" w:sz="20" w:space="6" w:color="1E5631"/>
+          <w:left w:val="single" w:sz="18" w:space="4" w:color="1E4620"/>
         </w:pBdr>
+        <w:shd w:val="clear" w:fill="F2F5FA"/>
       </w:pPr>
       <w:r>
         <w:rPr>
-          <w:sz w:val="20"/>
+          <w:b w:val="0"/>
         </w:rPr>
         <w:t>〔00:10:24〕第二个，它能去除妄念。佛陀在《相应部·入出息相应》里面讲：比库修习、多作入出息念，（则）寂静、殊妙、纯一、乐住（原转写"寂静殊胜不杂乐住"，按经典常译整理），能令再再生起的恶不善法因此消除。那比库犹如在热季的最后一个月（被风扬起的尘土，被）大雨立即（淋下），由此消失停止。</w:t>
       </w:r>
     </w:p>
     <w:p>
       <w:pPr>
-        <w:spacing w:before="40" w:after="80"/>
-        <w:ind w:left="283"/>
-        <w:shd w:val="clear" w:color="auto" w:fill="EDF6EF"/>
+        <w:ind w:left="170"/>
         <w:pBdr>
-          <w:left w:val="single" w:sz="20" w:space="6" w:color="1E5631"/>
+          <w:left w:val="single" w:sz="18" w:space="4" w:color="1E4620"/>
         </w:pBdr>
+        <w:shd w:val="clear" w:fill="F2F5FA"/>
       </w:pPr>
       <w:r>
         <w:rPr>
-          <w:sz w:val="20"/>
+          <w:b w:val="0"/>
         </w:rPr>
         <w:t>〔00:10:52〕佛陀在《相应部·入出息相应》里面也讲到，要舍断寻、修习入出息念。舍断寻呢，就是舍断这种各种妄念、各种不好的心的惯性。那么寻呢，就称为欲寻、恚寻、害寻——种种恶不善寻：就是对欲贪的这种习惯性、对（瞋）恚的习惯性、对危害他人或其他生命的这种习惯性。有这种习惯性，我们禅修的时候，它就会不断地被翻出来、不断地冒出来。所以佛陀教导我们要舍断寻，那就是要（降）服各种习惯性的妄念。</w:t>
       </w:r>
     </w:p>
     <w:p>
       <w:pPr>
-        <w:spacing w:before="40" w:after="80"/>
-        <w:ind w:left="283"/>
-        <w:shd w:val="clear" w:color="auto" w:fill="EDF6EF"/>
+        <w:ind w:left="170"/>
         <w:pBdr>
-          <w:left w:val="single" w:sz="20" w:space="6" w:color="1E5631"/>
+          <w:left w:val="single" w:sz="18" w:space="4" w:color="1E4620"/>
         </w:pBdr>
+        <w:shd w:val="clear" w:fill="F2F5FA"/>
       </w:pPr>
       <w:r>
         <w:rPr>
-          <w:sz w:val="20"/>
+          <w:b w:val="0"/>
         </w:rPr>
         <w:t>〔00:11:38〕所以很多人来问说"我今天妄念纷飞"，那我就要问你：妄念纷飞，都是哪一个类型的？所以这个是禅修报告的时候，你就是要回去看的。不然呢，你只是说"我妄念纷飞"，那么如果一个老师他不这样去看的话，他说"啊，你不要打妄想"——有什么好（办）的吗？肯定不行，回去还是打。（原文此处转写混乱，按大意整理。）</w:t>
       </w:r>
     </w:p>
     <w:p>
       <w:pPr>
-        <w:spacing w:before="40" w:after="80"/>
-        <w:ind w:left="283"/>
-        <w:shd w:val="clear" w:color="auto" w:fill="EDF6EF"/>
+        <w:ind w:left="170"/>
         <w:pBdr>
-          <w:left w:val="single" w:sz="20" w:space="6" w:color="1E5631"/>
+          <w:left w:val="single" w:sz="18" w:space="4" w:color="1E4620"/>
         </w:pBdr>
+        <w:shd w:val="clear" w:fill="F2F5FA"/>
       </w:pPr>
       <w:r>
         <w:rPr>
-          <w:sz w:val="20"/>
+          <w:b w:val="0"/>
         </w:rPr>
         <w:t>〔00:12:20〕（举例）今天又讲课，我又想（起）我的女儿——女儿就觉得妈妈没有爸爸好。为什么妈妈没有爸爸好呢？就是说爸爸经常给她零用钱。"那你给不给她钱？"——"我给的是大的钱、一年（一）大（笔）钱，什么交学费都是我交的。"（对她来说，）那（不给零花）就是很不聪明嘛，对不对，她心里面就在里面闹。那么她在这边闹呢，你就去解决这个问题，（她）就不闹了。你不去解决这个问题，只是说"不要打妄想、不要打妄想"，没有用啊，还是会打的。</w:t>
       </w:r>
     </w:p>
     <w:p>
       <w:pPr>
-        <w:spacing w:before="40" w:after="80"/>
-        <w:ind w:left="283"/>
-        <w:shd w:val="clear" w:color="auto" w:fill="EDF6EF"/>
+        <w:ind w:left="170"/>
         <w:pBdr>
-          <w:left w:val="single" w:sz="20" w:space="6" w:color="1E5631"/>
+          <w:left w:val="single" w:sz="18" w:space="4" w:color="1E4620"/>
         </w:pBdr>
+        <w:shd w:val="clear" w:fill="F2F5FA"/>
       </w:pPr>
       <w:r>
         <w:rPr>
-          <w:sz w:val="20"/>
+          <w:b w:val="0"/>
         </w:rPr>
         <w:t>〔00:12:59〕所以我们对于舍断这种寻呢，是要知道怎么去处理，处理掉了（妄念，心才能回到）入出息（原文此处转写破碎，按大意整理）。</w:t>
       </w:r>
     </w:p>
     <w:p>
       <w:pPr>
-        <w:spacing w:before="40" w:after="80"/>
-        <w:ind w:left="283"/>
-        <w:shd w:val="clear" w:color="auto" w:fill="EDF6EF"/>
+        <w:ind w:left="170"/>
         <w:pBdr>
-          <w:left w:val="single" w:sz="20" w:space="6" w:color="1E5631"/>
+          <w:left w:val="single" w:sz="18" w:space="4" w:color="1E4620"/>
         </w:pBdr>
+        <w:shd w:val="clear" w:fill="F2F5FA"/>
       </w:pPr>
       <w:r>
         <w:rPr>
-          <w:sz w:val="20"/>
+          <w:b w:val="0"/>
         </w:rPr>
         <w:t>〔00:13:32〕我们修不净（念），要非常注意那个不净相：不净不净不净……；我们修慈心的时候要注意（远离）敌意……那你在不断这样去练、这样作业的时候呢，我们那些微细的烦恼，它不容易起来的，你不容易看到。但是修入出息（念）是最容易看到你的（烦恼）习惯，因为它是（单纯）一（个）所缘，而且呢，它会越来越微细。所以当好的状态起来的时候，你就会觉得很好，你就想抓；那么那个（状态）没有了，就（想）一定要（抓回来）、要控制。所以入出息念呢，是非常好检验我们平常（烦恼）的。（原文此处末尾有一句不连贯语句，无法复原，略。）再一个呢，就是可以导向解脱。</w:t>
       </w:r>
@@ -616,13 +630,12 @@
       <w:r>
         <w:rPr>
           <w:b/>
-          <w:sz w:val="21"/>
         </w:rPr>
         <w:t>◈扩展段落</w:t>
       </w:r>
       <w:r>
         <w:rPr>
-          <w:sz w:val="21"/>
+          <w:b w:val="0"/>
         </w:rPr>
         <w:t>（可选）</w:t>
       </w:r>
@@ -631,119 +644,111 @@
       <w:r>
         <w:rPr>
           <w:b/>
-          <w:sz w:val="21"/>
         </w:rPr>
         <w:t>入出息念的殊胜功德（下）</w:t>
       </w:r>
     </w:p>
     <w:p>
       <w:pPr>
-        <w:spacing w:before="40" w:after="80"/>
-        <w:ind w:left="283"/>
-        <w:shd w:val="clear" w:color="auto" w:fill="EDF6EF"/>
+        <w:ind w:left="170"/>
         <w:pBdr>
-          <w:left w:val="single" w:sz="20" w:space="6" w:color="1E5631"/>
+          <w:left w:val="single" w:sz="18" w:space="4" w:color="1E4620"/>
         </w:pBdr>
+        <w:shd w:val="clear" w:fill="F2F5FA"/>
       </w:pPr>
       <w:r>
         <w:rPr>
-          <w:sz w:val="20"/>
+          <w:b w:val="0"/>
         </w:rPr>
         <w:t>〔00:14:57〕佛陀呢，在中部《入出息念经》里面讲：诸比库，修习、多作入出息念，有大果报、有大利益。诸比库，修习、多作入出息念，能圆满四念处；修习、多作四念处，能圆满七觉支；修习、多作七觉支，能圆满明解脱。那这个在《大念处经》里面呢，佛陀是教导通过修入出息（念）直接证（得）阿拉汉的方法；《入出息念经》里面也是这样教导。第四个呢，是预知时至——佛陀呢，在教导他的儿子罗睺罗尊者的时候呢，他讲说：如是修习、多作入出息念时，（你对）最后的入息、出息之灭，不是不知。</w:t>
       </w:r>
     </w:p>
     <w:p>
       <w:pPr>
-        <w:spacing w:before="40" w:after="80"/>
-        <w:ind w:left="283"/>
-        <w:shd w:val="clear" w:color="auto" w:fill="EDF6EF"/>
+        <w:ind w:left="170"/>
         <w:pBdr>
-          <w:left w:val="single" w:sz="20" w:space="6" w:color="1E5631"/>
+          <w:left w:val="single" w:sz="18" w:space="4" w:color="1E4620"/>
         </w:pBdr>
+        <w:shd w:val="clear" w:fill="F2F5FA"/>
       </w:pPr>
       <w:r>
         <w:rPr>
-          <w:sz w:val="20"/>
+          <w:b w:val="0"/>
         </w:rPr>
         <w:t>〔00:15:46〕在这里呢，《清净道论》还展示了一位长老的例子。这位长老预知自己寿命将近的时候，对比库们说：我现在要让你们看在经行时（入）般涅槃。然后他在经行处画下一条线，说：我从经行处的这一端走到那一端，转过来到达这条线上的时候，将（入）般涅槃。然后呢，果然当他这么走转回来，当他的脚站在那条线上的时候，他就入般涅槃。当时他就是修入出息念（成就）——因为他是阿拉汉圣者了——他以修入出息念来作为他临终的所缘，然后证悟涅槃了。</w:t>
       </w:r>
     </w:p>
     <w:p>
       <w:pPr>
-        <w:spacing w:before="40" w:after="80"/>
-        <w:ind w:left="283"/>
-        <w:shd w:val="clear" w:color="auto" w:fill="EDF6EF"/>
+        <w:ind w:left="170"/>
         <w:pBdr>
-          <w:left w:val="single" w:sz="20" w:space="6" w:color="1E5631"/>
+          <w:left w:val="single" w:sz="18" w:space="4" w:color="1E4620"/>
         </w:pBdr>
+        <w:shd w:val="clear" w:fill="F2F5FA"/>
       </w:pPr>
       <w:r>
         <w:rPr>
-          <w:sz w:val="20"/>
+          <w:b w:val="0"/>
         </w:rPr>
         <w:t>〔00:16:37〕第五呢，是诸佛证悟佛果的基础。在（相应部）和（佛陀史／本生）里面讲到：一切即将成佛的菩萨，在他们的菩提树下，都是通过修习入出息念而先成就禅那、再转修观智而证悟佛果的。我们的果德玛佛陀他也不例外。所以说呢，入出息念（禅）是三世诸佛证悟佛果的基础。</w:t>
       </w:r>
     </w:p>
     <w:p>
       <w:pPr>
-        <w:spacing w:before="40" w:after="80"/>
-        <w:ind w:left="283"/>
-        <w:shd w:val="clear" w:color="auto" w:fill="EDF6EF"/>
+        <w:ind w:left="170"/>
         <w:pBdr>
-          <w:left w:val="single" w:sz="20" w:space="6" w:color="1E5631"/>
+          <w:left w:val="single" w:sz="18" w:space="4" w:color="1E4620"/>
         </w:pBdr>
+        <w:shd w:val="clear" w:fill="F2F5FA"/>
       </w:pPr>
       <w:r>
         <w:rPr>
-          <w:sz w:val="20"/>
+          <w:b w:val="0"/>
         </w:rPr>
         <w:t>〔00:17:04〕第六（个）呢，是佛陀乐住入出息念的定。即使是佛陀本人也很喜欢进入入出息念——就是他成佛以后啊，也喜欢以入出息念来享受现法乐住。</w:t>
       </w:r>
     </w:p>
     <w:p>
       <w:pPr>
-        <w:spacing w:before="40" w:after="80"/>
-        <w:ind w:left="283"/>
-        <w:shd w:val="clear" w:color="auto" w:fill="EDF6EF"/>
+        <w:ind w:left="170"/>
         <w:pBdr>
-          <w:left w:val="single" w:sz="20" w:space="6" w:color="1E5631"/>
+          <w:left w:val="single" w:sz="18" w:space="4" w:color="1E4620"/>
         </w:pBdr>
+        <w:shd w:val="clear" w:fill="F2F5FA"/>
       </w:pPr>
       <w:r>
         <w:rPr>
-          <w:sz w:val="20"/>
+          <w:b w:val="0"/>
         </w:rPr>
         <w:t>〔00:17:19〕在相应部有一部经里面记载这件事：有一天呢，佛陀从（一个叫）伊车能伽罗的一个丛林，决定在三个月里面独处，除了一位送饮食的人以外，不接受任何人的拜访。三个月以后呢，佛陀就告诉比库们说：诸比库，假如有外道游方僧这样问——"沙门苟答马依何住而多住于安居呢？"——这样问时，诸比库，你们应这样回答：世尊以入出息念定而多住于（雨）安居。就是佛陀在一个三个月的雨安居里面呢，大部分时间就（修习）入出息念，以入出息念的定作为他的现法乐住。</w:t>
       </w:r>
     </w:p>
     <w:p>
       <w:pPr>
-        <w:spacing w:before="40" w:after="80"/>
-        <w:ind w:left="283"/>
-        <w:shd w:val="clear" w:color="auto" w:fill="EDF6EF"/>
+        <w:ind w:left="170"/>
         <w:pBdr>
-          <w:left w:val="single" w:sz="20" w:space="6" w:color="1E5631"/>
+          <w:left w:val="single" w:sz="18" w:space="4" w:color="1E4620"/>
         </w:pBdr>
+        <w:shd w:val="clear" w:fill="F2F5FA"/>
       </w:pPr>
       <w:r>
         <w:rPr>
-          <w:sz w:val="20"/>
+          <w:b w:val="0"/>
         </w:rPr>
         <w:t>〔00:18:18〕所以很多经里面呢，佛陀也称入出息念定为圣住——就是圣者的住处；梵住，就是梵天的住处；如来住，就是佛陀经常住的地方。</w:t>
       </w:r>
     </w:p>
     <w:p>
       <w:pPr>
-        <w:spacing w:before="40" w:after="80"/>
-        <w:ind w:left="283"/>
-        <w:shd w:val="clear" w:color="auto" w:fill="EDF6EF"/>
+        <w:ind w:left="170"/>
         <w:pBdr>
-          <w:left w:val="single" w:sz="20" w:space="6" w:color="1E5631"/>
+          <w:left w:val="single" w:sz="18" w:space="4" w:color="1E4620"/>
         </w:pBdr>
+        <w:shd w:val="clear" w:fill="F2F5FA"/>
       </w:pPr>
       <w:r>
         <w:rPr>
-          <w:sz w:val="20"/>
+          <w:b w:val="0"/>
         </w:rPr>
         <w:t>〔00:18:29〕所以在修习入出息念的时候，我们可以思维入出息念有这么多的功德。然后对每一个入出息呢，都要生起这种恭敬、欢喜，就想说："诶，这个是佛陀乐住的入出息诶。"那你就会想，就像佛陀就在你身边安住的出息；或者甚至呢，你就想着你就是那个菩萨——也就是那个佛陀在觉知入出息的时候，会是一个什么样的心呢、什么样的状态呢？会控制吗？会抓取吗？肯定不会啦。就是你想着佛陀会怎么做，你也可以这样去做。</w:t>
       </w:r>
@@ -752,13 +757,12 @@
       <w:r>
         <w:rPr>
           <w:b/>
-          <w:sz w:val="21"/>
         </w:rPr>
         <w:t>★核心段落</w:t>
       </w:r>
       <w:r>
         <w:rPr>
-          <w:sz w:val="21"/>
+          <w:b w:val="0"/>
         </w:rPr>
         <w:t>（必读）</w:t>
       </w:r>
@@ -767,240 +771,264 @@
       <w:r>
         <w:rPr>
           <w:b/>
-          <w:sz w:val="21"/>
         </w:rPr>
         <w:t>三、修习前提（正见为前提、善心专注、避免控制抓取）</w:t>
       </w:r>
     </w:p>
     <w:p>
       <w:pPr>
-        <w:spacing w:before="40" w:after="80"/>
-        <w:ind w:left="283"/>
-        <w:shd w:val="clear" w:color="auto" w:fill="EDF6EF"/>
+        <w:ind w:left="170"/>
         <w:pBdr>
-          <w:left w:val="single" w:sz="20" w:space="6" w:color="1E5631"/>
+          <w:left w:val="single" w:sz="18" w:space="4" w:color="1E4620"/>
         </w:pBdr>
+        <w:shd w:val="clear" w:fill="F2F5FA"/>
       </w:pPr>
       <w:r>
         <w:rPr>
-          <w:sz w:val="20"/>
+          <w:b w:val="0"/>
         </w:rPr>
         <w:t>〔00:19:15〕当我们打妄想的时候呢，我们不要觉得沮丧，要想说：透过入出息（念）才能够觉察出我有这么多的烦恼——我怎么来去处理这些烦恼？</w:t>
       </w:r>
     </w:p>
     <w:p>
       <w:pPr>
-        <w:spacing w:before="40" w:after="80"/>
-        <w:ind w:left="283"/>
-        <w:shd w:val="clear" w:color="auto" w:fill="EDF6EF"/>
+        <w:ind w:left="170"/>
         <w:pBdr>
-          <w:left w:val="single" w:sz="20" w:space="6" w:color="1E5631"/>
+          <w:left w:val="single" w:sz="18" w:space="4" w:color="1E4620"/>
         </w:pBdr>
+        <w:shd w:val="clear" w:fill="F2F5FA"/>
       </w:pPr>
       <w:r>
         <w:rPr>
-          <w:sz w:val="20"/>
+          <w:b w:val="0"/>
         </w:rPr>
         <w:t>〔00:19:29〕所以在修行的时候呢，我们如果这样意念——佛陀的功德、法的功德、入出息念的功德——它都会在入出息念（的修习）当中体现出来。</w:t>
       </w:r>
     </w:p>
     <w:p>
       <w:pPr>
-        <w:spacing w:before="40" w:after="80"/>
-        <w:ind w:left="283"/>
-        <w:shd w:val="clear" w:color="auto" w:fill="EDF6EF"/>
+        <w:ind w:left="170"/>
         <w:pBdr>
-          <w:left w:val="single" w:sz="20" w:space="6" w:color="1E5631"/>
+          <w:left w:val="single" w:sz="18" w:space="4" w:color="1E4620"/>
         </w:pBdr>
+        <w:shd w:val="clear" w:fill="F2F5FA"/>
       </w:pPr>
       <w:r>
         <w:rPr>
-          <w:sz w:val="20"/>
+          <w:b w:val="0"/>
         </w:rPr>
         <w:t>〔00:24:38〕然而呢，以不善心专注呢，也能达到某种程度的定力。</w:t>
       </w:r>
     </w:p>
     <w:p>
       <w:pPr>
-        <w:spacing w:before="40" w:after="80"/>
-        <w:ind w:left="283"/>
-        <w:shd w:val="clear" w:color="auto" w:fill="EDF6EF"/>
+        <w:ind w:left="170"/>
         <w:pBdr>
-          <w:left w:val="single" w:sz="20" w:space="6" w:color="1E5631"/>
+          <w:left w:val="single" w:sz="18" w:space="4" w:color="1E4620"/>
         </w:pBdr>
+        <w:shd w:val="clear" w:fill="F2F5FA"/>
       </w:pPr>
       <w:r>
         <w:rPr>
-          <w:sz w:val="20"/>
+          <w:b w:val="0"/>
         </w:rPr>
         <w:t>〔00:24:43〕我们讲说，比如小偷偷盗的时候，他很专注；猎手瞄准目标的时候很专注；钓鱼的人，等鱼上钩的时候也很专注，有时候甚至会处于某种空灵的状态。那么即使是在修习入出息念的时候，很多禅修者也可能落入以不善心专注的状态。这个时候呢，他不是以放松的——我们讲如实、自然、轻松——的状态去觉知，而是用压迫、强迫的方式去抓住所缘。</w:t>
       </w:r>
     </w:p>
     <w:p>
       <w:pPr>
-        <w:spacing w:before="40" w:after="80"/>
-        <w:ind w:left="283"/>
-        <w:shd w:val="clear" w:color="auto" w:fill="EDF6EF"/>
+        <w:ind w:left="170"/>
         <w:pBdr>
-          <w:left w:val="single" w:sz="20" w:space="6" w:color="1E5631"/>
+          <w:left w:val="single" w:sz="18" w:space="4" w:color="1E4620"/>
         </w:pBdr>
+        <w:shd w:val="clear" w:fill="F2F5FA"/>
       </w:pPr>
       <w:r>
         <w:rPr>
-          <w:sz w:val="20"/>
+          <w:b w:val="0"/>
         </w:rPr>
         <w:t>〔00:25:13〕比如说，我现在要好好地看住这个入出息、我要好好地盯着这个入出息、不让它变化、要维持它。那接着呢，他就带着控制的心——为了获得某种程度的定力——又带着瞋心去做。</w:t>
       </w:r>
     </w:p>
     <w:p>
       <w:pPr>
-        <w:spacing w:before="40" w:after="80"/>
-        <w:ind w:left="283"/>
-        <w:shd w:val="clear" w:color="auto" w:fill="EDF6EF"/>
+        <w:ind w:left="170"/>
         <w:pBdr>
-          <w:left w:val="single" w:sz="20" w:space="6" w:color="1E5631"/>
+          <w:left w:val="single" w:sz="18" w:space="4" w:color="1E4620"/>
         </w:pBdr>
+        <w:shd w:val="clear" w:fill="F2F5FA"/>
       </w:pPr>
       <w:r>
         <w:rPr>
-          <w:sz w:val="20"/>
+          <w:b w:val="0"/>
         </w:rPr>
         <w:t>〔00:25:36〕所以，因此呢，禅修者应该检查自己在专注的时候生起的是善心还是不善心。方法呢也很简单：就是你在坐上的时候会不会感觉到头痛啊、鼻子紧啊、肩膀痛；下坐的时候呢，身心疲累啊、肩颈僵硬啊。那么这些呢，就是在禅修中夹杂很多不善心导致的。这里面呢，刚才佛陀讲的《大四十经》里面对吧，正定是有七支支助的。所以，因此呢，我们在修入出息的时候，不要（一坐上去就）觉得要成就了（而着急）。</w:t>
       </w:r>
     </w:p>
     <w:p>
       <w:pPr>
-        <w:spacing w:before="40" w:after="80"/>
-        <w:ind w:left="283"/>
-        <w:shd w:val="clear" w:color="auto" w:fill="EDF6EF"/>
+        <w:ind w:left="170"/>
         <w:pBdr>
-          <w:left w:val="single" w:sz="20" w:space="6" w:color="1E5631"/>
+          <w:left w:val="single" w:sz="18" w:space="4" w:color="1E4620"/>
         </w:pBdr>
+        <w:shd w:val="clear" w:fill="F2F5FA"/>
       </w:pPr>
       <w:r>
         <w:rPr>
-          <w:sz w:val="20"/>
+          <w:b w:val="0"/>
         </w:rPr>
         <w:t>〔00:26:28〕那就看看你对入出息有没有正见。正见呢，就是如实、自然地知道入出息才是正见：入出息是什么状态，就以什么样的状态（去）知道。那么这意味着对入出息呢，你没有期待，也没有想控制，就是没有要求。</w:t>
       </w:r>
     </w:p>
     <w:p>
       <w:pPr>
-        <w:spacing w:before="40" w:after="80"/>
-        <w:ind w:left="283"/>
-        <w:shd w:val="clear" w:color="auto" w:fill="EDF6EF"/>
+        <w:ind w:left="170"/>
         <w:pBdr>
-          <w:left w:val="single" w:sz="20" w:space="6" w:color="1E5631"/>
+          <w:left w:val="single" w:sz="18" w:space="4" w:color="1E4620"/>
         </w:pBdr>
+        <w:shd w:val="clear" w:fill="F2F5FA"/>
       </w:pPr>
       <w:r>
         <w:rPr>
           <w:b/>
-          <w:sz w:val="20"/>
         </w:rPr>
         <w:t>【本周朗读段 · 结束】</w:t>
       </w:r>
       <w:r>
         <w:rPr>
-          <w:sz w:val="20"/>
+          <w:b w:val="0"/>
         </w:rPr>
         <w:t>（以下为默读／选读／延伸内容，时间富余时再读）</w:t>
       </w:r>
     </w:p>
     <w:p>
       <w:pPr>
-        <w:spacing w:before="40" w:after="80"/>
-        <w:ind w:left="283"/>
-        <w:shd w:val="clear" w:color="auto" w:fill="EDF6EF"/>
+        <w:ind w:left="170"/>
         <w:pBdr>
-          <w:left w:val="single" w:sz="20" w:space="6" w:color="1E5631"/>
+          <w:left w:val="single" w:sz="18" w:space="4" w:color="1E4620"/>
         </w:pBdr>
+        <w:shd w:val="clear" w:fill="F2F5FA"/>
       </w:pPr>
       <w:r>
         <w:rPr>
-          <w:sz w:val="20"/>
+          <w:b w:val="0"/>
         </w:rPr>
         <w:t>〔00:26:54〕根据这个思维（正思维），以及正语、正业、正命呢，就是你对入出息是一种轻松、自然、不控制的方式（去）觉知。那么正精进呢，就是你要真实地看到入出息正确的觉察是一个什么状态。因为正精进呢，是未生善法令生起、已生善法令增长，已生不善令断除、未生不善令不生。那你能不能随时看到你在觉知入出息的时候，你的心有没有生起不善心呢？有没有贪的心呢？有没有瞋的心呢？如果有贪的心、有瞋的心，那显然就不是正精进。所以，你及时地马上要调过来。</w:t>
       </w:r>
     </w:p>
     <w:p>
       <w:pPr>
-        <w:spacing w:before="40" w:after="80"/>
-        <w:ind w:left="283"/>
-        <w:shd w:val="clear" w:color="auto" w:fill="EDF6EF"/>
+        <w:ind w:left="170"/>
         <w:pBdr>
-          <w:left w:val="single" w:sz="20" w:space="6" w:color="1E5631"/>
+          <w:left w:val="single" w:sz="18" w:space="4" w:color="1E4620"/>
         </w:pBdr>
+        <w:shd w:val="clear" w:fill="F2F5FA"/>
       </w:pPr>
       <w:r>
         <w:rPr>
-          <w:sz w:val="20"/>
+          <w:b w:val="0"/>
         </w:rPr>
         <w:t>〔00:27:47〕那么正念呢，就是我们自然而然能够（安住于所缘），就是正念。而不是我们强调自己必须如何地去抓住所缘——那个不是正念，那类似于（用）强有力的寻，然后去控制它、带着身心的这样一种状态。所以我们要在觉知入出息的时候，随时要觉察我们有没有（正定的）七支支助，而不是对入出息采取行动（去干预它）。</w:t>
       </w:r>
     </w:p>
     <w:p>
-      <w:pPr>
-        <w:spacing w:before="120" w:after="80"/>
-      </w:pPr>
       <w:r>
         <w:rPr>
-          <w:rFonts w:ascii="Microsoft YaHei" w:hAnsi="Microsoft YaHei" w:eastAsia="Microsoft YaHei"/>
           <w:b/>
-          <w:color w:val="1E5631"/>
-          <w:sz w:val="25"/>
+          <w:color w:val="1E4620"/>
+          <w:sz w:val="23"/>
         </w:rPr>
         <w:t>原文材料②：相·入息·出息三法与触点</w:t>
       </w:r>
     </w:p>
     <w:p>
       <w:pPr>
-        <w:spacing w:before="40" w:after="80"/>
-        <w:ind w:left="283"/>
-        <w:shd w:val="clear" w:color="auto" w:fill="EDF6EF"/>
+        <w:ind w:left="170"/>
         <w:pBdr>
-          <w:left w:val="single" w:sz="20" w:space="6" w:color="1E5631"/>
+          <w:left w:val="single" w:sz="18" w:space="4" w:color="1E4620"/>
         </w:pBdr>
+        <w:shd w:val="clear" w:fill="F2F5FA"/>
       </w:pPr>
       <w:r>
         <w:rPr>
-          <w:sz w:val="20"/>
+          <w:b w:val="0"/>
         </w:rPr>
         <w:t xml:space="preserve">🖼 </w:t>
       </w:r>
       <w:r>
         <w:rPr>
           <w:b/>
-          <w:sz w:val="20"/>
         </w:rPr>
         <w:t>课件原图</w:t>
       </w:r>
       <w:r>
         <w:rPr>
-          <w:sz w:val="20"/>
+          <w:b w:val="0"/>
         </w:rPr>
         <w:t>（体系13·修习2「相·入息·出息 三法」）：</w:t>
       </w:r>
     </w:p>
     <w:p>
+      <w:pPr>
+        <w:jc w:val="center"/>
+      </w:pPr>
+      <w:r>
+        <w:drawing>
+          <wp:inline xmlns:a="http://schemas.openxmlformats.org/drawingml/2006/main" xmlns:pic="http://schemas.openxmlformats.org/drawingml/2006/picture">
+            <wp:extent cx="5400000" cy="3035571"/>
+            <wp:docPr id="1" name="Picture 1"/>
+            <wp:cNvGraphicFramePr>
+              <a:graphicFrameLocks noChangeAspect="1"/>
+            </wp:cNvGraphicFramePr>
+            <a:graphic>
+              <a:graphicData uri="http://schemas.openxmlformats.org/drawingml/2006/picture">
+                <pic:pic>
+                  <pic:nvPicPr>
+                    <pic:cNvPr id="0" name="素材图_三法与触点_体系13.png"/>
+                    <pic:cNvPicPr/>
+                  </pic:nvPicPr>
+                  <pic:blipFill>
+                    <a:blip r:embed="rId11"/>
+                    <a:stretch>
+                      <a:fillRect/>
+                    </a:stretch>
+                  </pic:blipFill>
+                  <pic:spPr>
+                    <a:xfrm>
+                      <a:off x="0" y="0"/>
+                      <a:ext cx="5400000" cy="3035571"/>
+                    </a:xfrm>
+                    <a:prstGeom prst="rect"/>
+                  </pic:spPr>
+                </pic:pic>
+              </a:graphicData>
+            </a:graphic>
+          </wp:inline>
+        </w:drawing>
+      </w:r>
+    </w:p>
+    <w:p>
+      <w:pPr>
+        <w:jc w:val="center"/>
+      </w:pPr>
       <w:r>
         <w:rPr>
-          <w:sz w:val="21"/>
+          <w:color w:val="888888"/>
+          <w:sz w:val="16"/>
         </w:rPr>
-        <w:t>![相·入息·出息 三法（体系13课件）](素材图_三法与触点_体系13.png)</w:t>
+        <w:t>▲ 相·入息·出息 三法（体系13课件）</w:t>
       </w:r>
     </w:p>
     <w:p>
       <w:r>
         <w:rPr>
           <w:b/>
-          <w:sz w:val="21"/>
         </w:rPr>
         <w:t>★核心段落</w:t>
       </w:r>
       <w:r>
         <w:rPr>
-          <w:sz w:val="21"/>
+          <w:b w:val="0"/>
         </w:rPr>
         <w:t>（必读）</w:t>
       </w:r>
@@ -1009,7 +1037,6 @@
       <w:r>
         <w:rPr>
           <w:b/>
-          <w:sz w:val="21"/>
         </w:rPr>
         <w:t>一、相、入息、出息——一心把握三法（照录）</w:t>
       </w:r>
@@ -1017,23 +1044,22 @@
     <w:p>
       <w:r>
         <w:rPr>
-          <w:sz w:val="21"/>
+          <w:b w:val="0"/>
         </w:rPr>
         <w:t>课件章节目录：</w:t>
       </w:r>
     </w:p>
     <w:p>
       <w:pPr>
-        <w:spacing w:before="40" w:after="80"/>
-        <w:ind w:left="283"/>
-        <w:shd w:val="clear" w:color="auto" w:fill="EDF6EF"/>
+        <w:ind w:left="170"/>
         <w:pBdr>
-          <w:left w:val="single" w:sz="20" w:space="6" w:color="1E5631"/>
+          <w:left w:val="single" w:sz="18" w:space="4" w:color="1E4620"/>
         </w:pBdr>
+        <w:shd w:val="clear" w:fill="F2F5FA"/>
       </w:pPr>
       <w:r>
         <w:rPr>
-          <w:sz w:val="20"/>
+          <w:b w:val="0"/>
         </w:rPr>
         <w:t>1. 什么是相　2. 一心知二法　3. 一心知三法　4. 把握与平衡三法</w:t>
       </w:r>
@@ -1041,23 +1067,22 @@
     <w:p>
       <w:r>
         <w:rPr>
-          <w:sz w:val="21"/>
+          <w:b w:val="0"/>
         </w:rPr>
         <w:t>沙利子尊者在《无碍解道》(PsM.1.3.159)中教导：</w:t>
       </w:r>
     </w:p>
     <w:p>
       <w:pPr>
-        <w:spacing w:before="40" w:after="80"/>
-        <w:ind w:left="283"/>
-        <w:shd w:val="clear" w:color="auto" w:fill="EDF6EF"/>
+        <w:ind w:left="170"/>
         <w:pBdr>
-          <w:left w:val="single" w:sz="20" w:space="6" w:color="1E5631"/>
+          <w:left w:val="single" w:sz="18" w:space="4" w:color="1E4620"/>
         </w:pBdr>
+        <w:shd w:val="clear" w:fill="F2F5FA"/>
       </w:pPr>
       <w:r>
         <w:rPr>
-          <w:sz w:val="20"/>
+          <w:b w:val="0"/>
         </w:rPr>
         <w:t>"相、入息、出息，非一心所缘，不知三法者，修习无所得；相、入息、出息，非一心所缘，知此三法者，修习有所得。"</w:t>
       </w:r>
@@ -1065,38 +1090,66 @@
     <w:p>
       <w:r>
         <w:rPr>
-          <w:sz w:val="21"/>
+          <w:b w:val="0"/>
         </w:rPr>
         <w:t>《清净道论》（VsM.8.231）所说的：</w:t>
       </w:r>
     </w:p>
     <w:p>
       <w:pPr>
-        <w:spacing w:before="40" w:after="80"/>
-        <w:ind w:left="283"/>
-        <w:shd w:val="clear" w:color="auto" w:fill="EDF6EF"/>
+        <w:ind w:left="170"/>
         <w:pBdr>
-          <w:left w:val="single" w:sz="20" w:space="6" w:color="1E5631"/>
+          <w:left w:val="single" w:sz="18" w:space="4" w:color="1E4620"/>
         </w:pBdr>
+        <w:shd w:val="clear" w:fill="F2F5FA"/>
       </w:pPr>
       <w:r>
         <w:rPr>
-          <w:sz w:val="20"/>
+          <w:b w:val="0"/>
         </w:rPr>
-        <w:t>"在此，一为入息所缘心，一为出息所缘心，另一为相所缘心。没有此三法者，则他的业处既不能达到安止，也不能达到近行。若有此三法者，则他的业处能达到近行及安止。正如这样说： '相、入息、出息，非一心所缘，不知三法者，修习无所得； 相、入息、出息，非一心所缘，知此三法者，修习有所得。'"</w:t>
+        <w:t>"在此，一为入息所缘心，一为出息所缘心，另一为相所缘心。没有此三法者，则他的业处既不能达到安止，也不能达到近行。若有此三法者，则他的业处能达到近行及安止。正如这样说：</w:t>
+      </w:r>
+    </w:p>
+    <w:p>
+      <w:pPr>
+        <w:ind w:left="170"/>
+        <w:pBdr>
+          <w:left w:val="single" w:sz="18" w:space="4" w:color="1E4620"/>
+        </w:pBdr>
+        <w:shd w:val="clear" w:fill="F2F5FA"/>
+      </w:pPr>
+      <w:r>
+        <w:rPr>
+          <w:b w:val="0"/>
+        </w:rPr>
+        <w:t>'相、入息、出息，非一心所缘，不知三法者，修习无所得；</w:t>
+      </w:r>
+    </w:p>
+    <w:p>
+      <w:pPr>
+        <w:ind w:left="170"/>
+        <w:pBdr>
+          <w:left w:val="single" w:sz="18" w:space="4" w:color="1E4620"/>
+        </w:pBdr>
+        <w:shd w:val="clear" w:fill="F2F5FA"/>
+      </w:pPr>
+      <w:r>
+        <w:rPr>
+          <w:b w:val="0"/>
+        </w:rPr>
+        <w:t>相、入息、出息，非一心所缘，知此三法者，修习有所得。'"</w:t>
       </w:r>
     </w:p>
     <w:p>
       <w:r>
         <w:rPr>
           <w:b/>
-          <w:sz w:val="21"/>
         </w:rPr>
         <w:t>◈扩展段落</w:t>
       </w:r>
       <w:r>
         <w:rPr>
-          <w:sz w:val="21"/>
+          <w:b w:val="0"/>
         </w:rPr>
         <w:t>（可选）</w:t>
       </w:r>
@@ -1105,7 +1158,6 @@
       <w:r>
         <w:rPr>
           <w:b/>
-          <w:sz w:val="21"/>
         </w:rPr>
         <w:t>二、"什么是相"的去处与触点工具性的说明（照录）</w:t>
       </w:r>
@@ -1113,7 +1165,7 @@
     <w:p>
       <w:r>
         <w:rPr>
-          <w:sz w:val="21"/>
+          <w:b w:val="0"/>
         </w:rPr>
         <w:t>【整理者注】本课件"1.什么是相 / 2.一心知二法 / 3.一心知三法 / 4.把握与平衡三法"四小节仅有上述子标题与两段经典引文可提取，未获各节展开的正文文字（推测课件相应内容以图形/图示呈现）。"什么是相"的完整讲解可参见第4周素材·资源C（修习1录音）之"锯木头"比喻段落：木头上一直有锯齿经过而木头不变，即为"相"。</w:t>
       </w:r>
@@ -1122,111 +1174,62 @@
       <w:r>
         <w:rPr>
           <w:b/>
-          <w:sz w:val="21"/>
         </w:rPr>
         <w:t>关于触点/触觉与"三不原则"的说明（本课件检索结果）</w:t>
       </w:r>
     </w:p>
     <w:p>
       <w:pPr>
-        <w:ind w:left="340"/>
+        <w:pStyle w:val="ListBullet"/>
       </w:pPr>
       <w:r>
         <w:rPr>
-          <w:color w:val="1E5631"/>
-          <w:sz w:val="21"/>
-        </w:rPr>
-        <w:t xml:space="preserve">• </w:t>
-      </w:r>
-      <w:r>
-        <w:rPr>
-          <w:sz w:val="21"/>
+          <w:b w:val="0"/>
         </w:rPr>
         <w:t>经三次定向检索，本课件（修习2）中未提取到"触点触觉只是工具、不取触觉为所缘"及"三不原则（不控制、不抓取、不跟着息走）"的专门文字页。</w:t>
       </w:r>
     </w:p>
     <w:p>
       <w:pPr>
-        <w:ind w:left="340"/>
+        <w:pStyle w:val="ListBullet"/>
       </w:pPr>
       <w:r>
         <w:rPr>
-          <w:color w:val="1E5631"/>
-          <w:sz w:val="21"/>
-        </w:rPr>
-        <w:t xml:space="preserve">• </w:t>
-      </w:r>
-      <w:r>
-        <w:rPr>
-          <w:sz w:val="21"/>
+          <w:b w:val="0"/>
         </w:rPr>
         <w:t>相关教导请参见：</w:t>
       </w:r>
     </w:p>
     <w:p>
-      <w:pPr>
-        <w:ind w:left="340"/>
-      </w:pPr>
       <w:r>
         <w:rPr>
-          <w:color w:val="1E5631"/>
-          <w:sz w:val="21"/>
+          <w:b w:val="0"/>
         </w:rPr>
-        <w:t xml:space="preserve">• </w:t>
-      </w:r>
-      <w:r>
-        <w:rPr>
-          <w:sz w:val="21"/>
-        </w:rPr>
-        <w:t>本文件·资源C（简介录音）"修习前提"部分：对入出息"没有期待、也没有想控制、就是没有要求"，不以压迫强迫的方式抓住所缘；</w:t>
+        <w:t xml:space="preserve">  - 本文件·资源C（简介录音）"修习前提"部分：对入出息"没有期待、也没有想控制、就是没有要求"，不以压迫强迫的方式抓住所缘；</w:t>
       </w:r>
     </w:p>
     <w:p>
-      <w:pPr>
-        <w:ind w:left="340"/>
-      </w:pPr>
       <w:r>
         <w:rPr>
-          <w:color w:val="1E5631"/>
-          <w:sz w:val="21"/>
+          <w:b w:val="0"/>
         </w:rPr>
-        <w:t xml:space="preserve">• </w:t>
-      </w:r>
-      <w:r>
-        <w:rPr>
-          <w:sz w:val="21"/>
-        </w:rPr>
-        <w:t>第4周素材·资源B（20240628录音）"不取触觉为目标"段落：我们不取触觉作为目标，要取触点上方的气息作为目标；</w:t>
+        <w:t xml:space="preserve">  - 第4周素材·资源B（20240628录音）"不取触觉为目标"段落：我们不取触觉作为目标，要取触点上方的气息作为目标；</w:t>
       </w:r>
     </w:p>
     <w:p>
-      <w:pPr>
-        <w:ind w:left="340"/>
-      </w:pPr>
       <w:r>
         <w:rPr>
-          <w:color w:val="1E5631"/>
-          <w:sz w:val="21"/>
+          <w:b w:val="0"/>
         </w:rPr>
-        <w:t xml:space="preserve">• </w:t>
-      </w:r>
-      <w:r>
-        <w:rPr>
-          <w:sz w:val="21"/>
-        </w:rPr>
-        <w:t>第4周素材·资源C（修习1录音）"随息"部分之锯木头比喻：心放在触点上，目标是经过触点的呼吸（锯齿），不是木头（皮肤触觉）本身。</w:t>
+        <w:t xml:space="preserve">  - 第4周素材·资源C（修习1录音）"随息"部分之锯木头比喻：心放在触点上，目标是经过触点的呼吸（锯齿），不是木头（皮肤触觉）本身。</w:t>
       </w:r>
     </w:p>
     <w:p>
-      <w:pPr>
-        <w:spacing w:before="120" w:after="80"/>
-      </w:pPr>
       <w:r>
         <w:rPr>
-          <w:rFonts w:ascii="Microsoft YaHei" w:hAnsi="Microsoft YaHei" w:eastAsia="Microsoft YaHei"/>
           <w:b/>
-          <w:color w:val="1E5631"/>
-          <w:sz w:val="25"/>
+          <w:color w:val="1E4620"/>
+          <w:sz w:val="23"/>
         </w:rPr>
         <w:t>原文材料③：入出息念业处十六事——安般十六步框架总表</w:t>
       </w:r>
@@ -1235,13 +1238,12 @@
       <w:r>
         <w:rPr>
           <w:b/>
-          <w:sz w:val="21"/>
         </w:rPr>
         <w:t>★核心段落</w:t>
       </w:r>
       <w:r>
         <w:rPr>
-          <w:sz w:val="21"/>
+          <w:b w:val="0"/>
         </w:rPr>
         <w:t>（必读）</w:t>
       </w:r>
@@ -1250,52 +1252,92 @@
       <w:r>
         <w:rPr>
           <w:b/>
-          <w:sz w:val="21"/>
         </w:rPr>
         <w:t>一、入出息念业处十六事（框架总表，照录）</w:t>
       </w:r>
     </w:p>
     <w:p>
       <w:pPr>
-        <w:spacing w:before="40" w:after="80"/>
-        <w:ind w:left="283"/>
-        <w:shd w:val="clear" w:color="auto" w:fill="EDF6EF"/>
+        <w:ind w:left="170"/>
         <w:pBdr>
-          <w:left w:val="single" w:sz="20" w:space="6" w:color="1E5631"/>
+          <w:left w:val="single" w:sz="18" w:space="4" w:color="1E4620"/>
         </w:pBdr>
+        <w:shd w:val="clear" w:fill="F2F5FA"/>
       </w:pPr>
       <w:r>
         <w:rPr>
-          <w:sz w:val="20"/>
+          <w:b w:val="0"/>
         </w:rPr>
         <w:t xml:space="preserve">🖼 </w:t>
       </w:r>
       <w:r>
         <w:rPr>
           <w:b/>
-          <w:sz w:val="20"/>
         </w:rPr>
         <w:t>课件原图</w:t>
       </w:r>
       <w:r>
         <w:rPr>
-          <w:sz w:val="20"/>
+          <w:b w:val="0"/>
         </w:rPr>
         <w:t>（体系16「入出息念业处十六事」总表）：</w:t>
       </w:r>
     </w:p>
     <w:p>
+      <w:pPr>
+        <w:jc w:val="center"/>
+      </w:pPr>
+      <w:r>
+        <w:drawing>
+          <wp:inline xmlns:a="http://schemas.openxmlformats.org/drawingml/2006/main" xmlns:pic="http://schemas.openxmlformats.org/drawingml/2006/picture">
+            <wp:extent cx="5400000" cy="3035571"/>
+            <wp:docPr id="2" name="Picture 2"/>
+            <wp:cNvGraphicFramePr>
+              <a:graphicFrameLocks noChangeAspect="1"/>
+            </wp:cNvGraphicFramePr>
+            <a:graphic>
+              <a:graphicData uri="http://schemas.openxmlformats.org/drawingml/2006/picture">
+                <pic:pic>
+                  <pic:nvPicPr>
+                    <pic:cNvPr id="0" name="素材图_十六事总表_体系16.png"/>
+                    <pic:cNvPicPr/>
+                  </pic:nvPicPr>
+                  <pic:blipFill>
+                    <a:blip r:embed="rId12"/>
+                    <a:stretch>
+                      <a:fillRect/>
+                    </a:stretch>
+                  </pic:blipFill>
+                  <pic:spPr>
+                    <a:xfrm>
+                      <a:off x="0" y="0"/>
+                      <a:ext cx="5400000" cy="3035571"/>
+                    </a:xfrm>
+                    <a:prstGeom prst="rect"/>
+                  </pic:spPr>
+                </pic:pic>
+              </a:graphicData>
+            </a:graphic>
+          </wp:inline>
+        </w:drawing>
+      </w:r>
+    </w:p>
+    <w:p>
+      <w:pPr>
+        <w:jc w:val="center"/>
+      </w:pPr>
       <w:r>
         <w:rPr>
-          <w:sz w:val="21"/>
+          <w:color w:val="888888"/>
+          <w:sz w:val="16"/>
         </w:rPr>
-        <w:t>![入出息念业处十六事·总表（体系16课件）](素材图_十六事总表_体系16.png)</w:t>
+        <w:t>▲ 入出息念业处十六事·总表（体系16课件）</w:t>
       </w:r>
     </w:p>
     <w:p>
       <w:r>
         <w:rPr>
-          <w:sz w:val="21"/>
+          <w:b w:val="0"/>
         </w:rPr>
         <w:t>课件标题：「一、止禅入出息念」「三、入出息念业处十六事」。</w:t>
       </w:r>
@@ -1304,7 +1346,6 @@
       <w:tblPr>
         <w:tblStyle w:val="TableGrid"/>
         <w:tblW w:type="auto" w:w="0"/>
-        <w:jc w:val="center"/>
         <w:tblLook w:firstColumn="1" w:firstRow="1" w:lastColumn="0" w:lastRow="0" w:noHBand="0" w:noVBand="1" w:val="04A0"/>
       </w:tblPr>
       <w:tblGrid>
@@ -1316,17 +1357,20 @@
         <w:tc>
           <w:tcPr>
             <w:tcW w:type="dxa" w:w="3213"/>
-            <w:shd w:val="clear" w:color="auto" w:fill="1E5631"/>
+            <w:shd w:val="clear" w:fill="1E4620"/>
           </w:tcPr>
           <w:p>
-            <w:pPr>
-              <w:spacing w:after="20"/>
-            </w:pPr>
             <w:r>
               <w:rPr>
-                <w:b/>
                 <w:color w:val="FFFFFF"/>
-                <w:sz w:val="19"/>
+                <w:sz w:val="18"/>
+              </w:rPr>
+            </w:r>
+            <w:r>
+              <w:rPr>
+                <w:b w:val="0"/>
+                <w:color w:val="FFFFFF"/>
+                <w:sz w:val="18"/>
               </w:rPr>
               <w:t>念处</w:t>
             </w:r>
@@ -1335,17 +1379,20 @@
         <w:tc>
           <w:tcPr>
             <w:tcW w:type="dxa" w:w="3213"/>
-            <w:shd w:val="clear" w:color="auto" w:fill="1E5631"/>
+            <w:shd w:val="clear" w:fill="1E4620"/>
           </w:tcPr>
           <w:p>
-            <w:pPr>
-              <w:spacing w:after="20"/>
-            </w:pPr>
             <w:r>
               <w:rPr>
-                <w:b/>
                 <w:color w:val="FFFFFF"/>
-                <w:sz w:val="19"/>
+                <w:sz w:val="18"/>
+              </w:rPr>
+            </w:r>
+            <w:r>
+              <w:rPr>
+                <w:b w:val="0"/>
+                <w:color w:val="FFFFFF"/>
+                <w:sz w:val="18"/>
               </w:rPr>
               <w:t>课件原文表述</w:t>
             </w:r>
@@ -1354,17 +1401,20 @@
         <w:tc>
           <w:tcPr>
             <w:tcW w:type="dxa" w:w="3213"/>
-            <w:shd w:val="clear" w:color="auto" w:fill="1E5631"/>
+            <w:shd w:val="clear" w:fill="1E4620"/>
           </w:tcPr>
           <w:p>
-            <w:pPr>
-              <w:spacing w:after="20"/>
-            </w:pPr>
             <w:r>
               <w:rPr>
-                <w:b/>
                 <w:color w:val="FFFFFF"/>
-                <w:sz w:val="19"/>
+                <w:sz w:val="18"/>
+              </w:rPr>
+            </w:r>
+            <w:r>
+              <w:rPr>
+                <w:b w:val="0"/>
+                <w:color w:val="FFFFFF"/>
+                <w:sz w:val="18"/>
               </w:rPr>
               <w:t>对应禅那</w:t>
             </w:r>
@@ -1377,12 +1427,15 @@
             <w:tcW w:type="dxa" w:w="3213"/>
           </w:tcPr>
           <w:p>
-            <w:pPr>
-              <w:spacing w:after="20"/>
-            </w:pPr>
             <w:r>
               <w:rPr>
-                <w:sz w:val="19"/>
+                <w:sz w:val="18"/>
+              </w:rPr>
+            </w:r>
+            <w:r>
+              <w:rPr>
+                <w:b w:val="0"/>
+                <w:sz w:val="18"/>
               </w:rPr>
               <w:t>身随观念处</w:t>
             </w:r>
@@ -1393,12 +1446,15 @@
             <w:tcW w:type="dxa" w:w="3213"/>
           </w:tcPr>
           <w:p>
-            <w:pPr>
-              <w:spacing w:after="20"/>
-            </w:pPr>
             <w:r>
               <w:rPr>
-                <w:sz w:val="19"/>
+                <w:sz w:val="18"/>
+              </w:rPr>
+            </w:r>
+            <w:r>
+              <w:rPr>
+                <w:b w:val="0"/>
+                <w:sz w:val="18"/>
               </w:rPr>
               <w:t>出息长即了知出息长；入息长亦了知入息长。</w:t>
             </w:r>
@@ -1409,9 +1465,11 @@
             <w:tcW w:type="dxa" w:w="3213"/>
           </w:tcPr>
           <w:p>
-            <w:pPr>
-              <w:spacing w:after="20"/>
-            </w:pPr>
+            <w:r>
+              <w:rPr>
+                <w:sz w:val="18"/>
+              </w:rPr>
+            </w:r>
           </w:p>
         </w:tc>
       </w:tr>
@@ -1419,15 +1477,18 @@
         <w:tc>
           <w:tcPr>
             <w:tcW w:type="dxa" w:w="3213"/>
-            <w:shd w:val="clear" w:color="auto" w:fill="F2F2F2"/>
+            <w:shd w:val="clear" w:fill="F2F5FA"/>
           </w:tcPr>
           <w:p>
-            <w:pPr>
-              <w:spacing w:after="20"/>
-            </w:pPr>
             <w:r>
               <w:rPr>
-                <w:sz w:val="19"/>
+                <w:sz w:val="18"/>
+              </w:rPr>
+            </w:r>
+            <w:r>
+              <w:rPr>
+                <w:b w:val="0"/>
+                <w:sz w:val="18"/>
               </w:rPr>
               <w:t>身随观念处</w:t>
             </w:r>
@@ -1436,15 +1497,18 @@
         <w:tc>
           <w:tcPr>
             <w:tcW w:type="dxa" w:w="3213"/>
-            <w:shd w:val="clear" w:color="auto" w:fill="F2F2F2"/>
+            <w:shd w:val="clear" w:fill="F2F5FA"/>
           </w:tcPr>
           <w:p>
-            <w:pPr>
-              <w:spacing w:after="20"/>
-            </w:pPr>
             <w:r>
               <w:rPr>
-                <w:sz w:val="19"/>
+                <w:sz w:val="18"/>
+              </w:rPr>
+            </w:r>
+            <w:r>
+              <w:rPr>
+                <w:b w:val="0"/>
+                <w:sz w:val="18"/>
               </w:rPr>
               <w:t>出息短即了知出息短；入息短亦了知入息短。</w:t>
             </w:r>
@@ -1453,12 +1517,14 @@
         <w:tc>
           <w:tcPr>
             <w:tcW w:type="dxa" w:w="3213"/>
-            <w:shd w:val="clear" w:color="auto" w:fill="F2F2F2"/>
+            <w:shd w:val="clear" w:fill="F2F5FA"/>
           </w:tcPr>
           <w:p>
-            <w:pPr>
-              <w:spacing w:after="20"/>
-            </w:pPr>
+            <w:r>
+              <w:rPr>
+                <w:sz w:val="18"/>
+              </w:rPr>
+            </w:r>
           </w:p>
         </w:tc>
       </w:tr>
@@ -1468,12 +1534,15 @@
             <w:tcW w:type="dxa" w:w="3213"/>
           </w:tcPr>
           <w:p>
-            <w:pPr>
-              <w:spacing w:after="20"/>
-            </w:pPr>
             <w:r>
               <w:rPr>
-                <w:sz w:val="19"/>
+                <w:sz w:val="18"/>
+              </w:rPr>
+            </w:r>
+            <w:r>
+              <w:rPr>
+                <w:b w:val="0"/>
+                <w:sz w:val="18"/>
               </w:rPr>
               <w:t>身随观念处</w:t>
             </w:r>
@@ -1484,12 +1553,15 @@
             <w:tcW w:type="dxa" w:w="3213"/>
           </w:tcPr>
           <w:p>
-            <w:pPr>
-              <w:spacing w:after="20"/>
-            </w:pPr>
             <w:r>
               <w:rPr>
-                <w:sz w:val="19"/>
+                <w:sz w:val="18"/>
+              </w:rPr>
+            </w:r>
+            <w:r>
+              <w:rPr>
+                <w:b w:val="0"/>
+                <w:sz w:val="18"/>
               </w:rPr>
               <w:t>觉知一切的入息而练习(着)入息，觉知一切的出息而练习(着)出息。</w:t>
             </w:r>
@@ -1500,9 +1572,11 @@
             <w:tcW w:type="dxa" w:w="3213"/>
           </w:tcPr>
           <w:p>
-            <w:pPr>
-              <w:spacing w:after="20"/>
-            </w:pPr>
+            <w:r>
+              <w:rPr>
+                <w:sz w:val="18"/>
+              </w:rPr>
+            </w:r>
           </w:p>
         </w:tc>
       </w:tr>
@@ -1510,15 +1584,18 @@
         <w:tc>
           <w:tcPr>
             <w:tcW w:type="dxa" w:w="3213"/>
-            <w:shd w:val="clear" w:color="auto" w:fill="F2F2F2"/>
+            <w:shd w:val="clear" w:fill="F2F5FA"/>
           </w:tcPr>
           <w:p>
-            <w:pPr>
-              <w:spacing w:after="20"/>
-            </w:pPr>
             <w:r>
               <w:rPr>
-                <w:sz w:val="19"/>
+                <w:sz w:val="18"/>
+              </w:rPr>
+            </w:r>
+            <w:r>
+              <w:rPr>
+                <w:b w:val="0"/>
+                <w:sz w:val="18"/>
               </w:rPr>
               <w:t>身随观念处</w:t>
             </w:r>
@@ -1527,15 +1604,18 @@
         <w:tc>
           <w:tcPr>
             <w:tcW w:type="dxa" w:w="3213"/>
-            <w:shd w:val="clear" w:color="auto" w:fill="F2F2F2"/>
+            <w:shd w:val="clear" w:fill="F2F5FA"/>
           </w:tcPr>
           <w:p>
-            <w:pPr>
-              <w:spacing w:after="20"/>
-            </w:pPr>
             <w:r>
               <w:rPr>
-                <w:sz w:val="19"/>
+                <w:sz w:val="18"/>
+              </w:rPr>
+            </w:r>
+            <w:r>
+              <w:rPr>
+                <w:b w:val="0"/>
+                <w:sz w:val="18"/>
               </w:rPr>
               <w:t>为使安定身行(为使微细粗糙的入息)而练习(着)入息；为使安定身行(为使微细粗糙的出息)而练习(着)出息。</w:t>
             </w:r>
@@ -1544,12 +1624,14 @@
         <w:tc>
           <w:tcPr>
             <w:tcW w:type="dxa" w:w="3213"/>
-            <w:shd w:val="clear" w:color="auto" w:fill="F2F2F2"/>
+            <w:shd w:val="clear" w:fill="F2F5FA"/>
           </w:tcPr>
           <w:p>
-            <w:pPr>
-              <w:spacing w:after="20"/>
-            </w:pPr>
+            <w:r>
+              <w:rPr>
+                <w:sz w:val="18"/>
+              </w:rPr>
+            </w:r>
           </w:p>
         </w:tc>
       </w:tr>
@@ -1559,12 +1641,15 @@
             <w:tcW w:type="dxa" w:w="3213"/>
           </w:tcPr>
           <w:p>
-            <w:pPr>
-              <w:spacing w:after="20"/>
-            </w:pPr>
             <w:r>
               <w:rPr>
-                <w:sz w:val="19"/>
+                <w:sz w:val="18"/>
+              </w:rPr>
+            </w:r>
+            <w:r>
+              <w:rPr>
+                <w:b w:val="0"/>
+                <w:sz w:val="18"/>
               </w:rPr>
               <w:t>受随观念处</w:t>
             </w:r>
@@ -1575,12 +1660,15 @@
             <w:tcW w:type="dxa" w:w="3213"/>
           </w:tcPr>
           <w:p>
-            <w:pPr>
-              <w:spacing w:after="20"/>
-            </w:pPr>
             <w:r>
               <w:rPr>
-                <w:sz w:val="19"/>
+                <w:sz w:val="18"/>
+              </w:rPr>
+            </w:r>
+            <w:r>
+              <w:rPr>
+                <w:b w:val="0"/>
+                <w:sz w:val="18"/>
               </w:rPr>
               <w:t>觉知喜而练习(着)入息；觉知喜而练习(着)出息。</w:t>
             </w:r>
@@ -1591,12 +1679,15 @@
             <w:tcW w:type="dxa" w:w="3213"/>
           </w:tcPr>
           <w:p>
-            <w:pPr>
-              <w:spacing w:after="20"/>
-            </w:pPr>
             <w:r>
               <w:rPr>
-                <w:sz w:val="19"/>
+                <w:sz w:val="18"/>
+              </w:rPr>
+            </w:r>
+            <w:r>
+              <w:rPr>
+                <w:b w:val="0"/>
+                <w:sz w:val="18"/>
               </w:rPr>
               <w:t>一禅、二禅</w:t>
             </w:r>
@@ -1607,15 +1698,18 @@
         <w:tc>
           <w:tcPr>
             <w:tcW w:type="dxa" w:w="3213"/>
-            <w:shd w:val="clear" w:color="auto" w:fill="F2F2F2"/>
+            <w:shd w:val="clear" w:fill="F2F5FA"/>
           </w:tcPr>
           <w:p>
-            <w:pPr>
-              <w:spacing w:after="20"/>
-            </w:pPr>
             <w:r>
               <w:rPr>
-                <w:sz w:val="19"/>
+                <w:sz w:val="18"/>
+              </w:rPr>
+            </w:r>
+            <w:r>
+              <w:rPr>
+                <w:b w:val="0"/>
+                <w:sz w:val="18"/>
               </w:rPr>
               <w:t>受随观念处</w:t>
             </w:r>
@@ -1624,15 +1718,18 @@
         <w:tc>
           <w:tcPr>
             <w:tcW w:type="dxa" w:w="3213"/>
-            <w:shd w:val="clear" w:color="auto" w:fill="F2F2F2"/>
+            <w:shd w:val="clear" w:fill="F2F5FA"/>
           </w:tcPr>
           <w:p>
-            <w:pPr>
-              <w:spacing w:after="20"/>
-            </w:pPr>
             <w:r>
               <w:rPr>
-                <w:sz w:val="19"/>
+                <w:sz w:val="18"/>
+              </w:rPr>
+            </w:r>
+            <w:r>
+              <w:rPr>
+                <w:b w:val="0"/>
+                <w:sz w:val="18"/>
               </w:rPr>
               <w:t>觉知乐而练习(着)入息；觉知乐而练习(着)出息。</w:t>
             </w:r>
@@ -1641,15 +1738,18 @@
         <w:tc>
           <w:tcPr>
             <w:tcW w:type="dxa" w:w="3213"/>
-            <w:shd w:val="clear" w:color="auto" w:fill="F2F2F2"/>
+            <w:shd w:val="clear" w:fill="F2F5FA"/>
           </w:tcPr>
           <w:p>
-            <w:pPr>
-              <w:spacing w:after="20"/>
-            </w:pPr>
             <w:r>
               <w:rPr>
-                <w:sz w:val="19"/>
+                <w:sz w:val="18"/>
+              </w:rPr>
+            </w:r>
+            <w:r>
+              <w:rPr>
+                <w:b w:val="0"/>
+                <w:sz w:val="18"/>
               </w:rPr>
               <w:t>一禅、二禅、三禅</w:t>
             </w:r>
@@ -1662,12 +1762,15 @@
             <w:tcW w:type="dxa" w:w="3213"/>
           </w:tcPr>
           <w:p>
-            <w:pPr>
-              <w:spacing w:after="20"/>
-            </w:pPr>
             <w:r>
               <w:rPr>
-                <w:sz w:val="19"/>
+                <w:sz w:val="18"/>
+              </w:rPr>
+            </w:r>
+            <w:r>
+              <w:rPr>
+                <w:b w:val="0"/>
+                <w:sz w:val="18"/>
               </w:rPr>
               <w:t>受随观念处</w:t>
             </w:r>
@@ -1678,12 +1781,15 @@
             <w:tcW w:type="dxa" w:w="3213"/>
           </w:tcPr>
           <w:p>
-            <w:pPr>
-              <w:spacing w:after="20"/>
-            </w:pPr>
             <w:r>
               <w:rPr>
-                <w:sz w:val="19"/>
+                <w:sz w:val="18"/>
+              </w:rPr>
+            </w:r>
+            <w:r>
+              <w:rPr>
+                <w:b w:val="0"/>
+                <w:sz w:val="18"/>
               </w:rPr>
               <w:t>觉知心行而练习(着)入息；觉知心行而练习(着)出息。</w:t>
             </w:r>
@@ -1694,12 +1800,15 @@
             <w:tcW w:type="dxa" w:w="3213"/>
           </w:tcPr>
           <w:p>
-            <w:pPr>
-              <w:spacing w:after="20"/>
-            </w:pPr>
             <w:r>
               <w:rPr>
-                <w:sz w:val="19"/>
+                <w:sz w:val="18"/>
+              </w:rPr>
+            </w:r>
+            <w:r>
+              <w:rPr>
+                <w:b w:val="0"/>
+                <w:sz w:val="18"/>
               </w:rPr>
               <w:t>一禅、二禅、三禅、四禅</w:t>
             </w:r>
@@ -1710,15 +1819,18 @@
         <w:tc>
           <w:tcPr>
             <w:tcW w:type="dxa" w:w="3213"/>
-            <w:shd w:val="clear" w:color="auto" w:fill="F2F2F2"/>
+            <w:shd w:val="clear" w:fill="F2F5FA"/>
           </w:tcPr>
           <w:p>
-            <w:pPr>
-              <w:spacing w:after="20"/>
-            </w:pPr>
             <w:r>
               <w:rPr>
-                <w:sz w:val="19"/>
+                <w:sz w:val="18"/>
+              </w:rPr>
+            </w:r>
+            <w:r>
+              <w:rPr>
+                <w:b w:val="0"/>
+                <w:sz w:val="18"/>
               </w:rPr>
               <w:t>受随观念处</w:t>
             </w:r>
@@ -1727,15 +1839,18 @@
         <w:tc>
           <w:tcPr>
             <w:tcW w:type="dxa" w:w="3213"/>
-            <w:shd w:val="clear" w:color="auto" w:fill="F2F2F2"/>
+            <w:shd w:val="clear" w:fill="F2F5FA"/>
           </w:tcPr>
           <w:p>
-            <w:pPr>
-              <w:spacing w:after="20"/>
-            </w:pPr>
             <w:r>
               <w:rPr>
-                <w:sz w:val="19"/>
+                <w:sz w:val="18"/>
+              </w:rPr>
+            </w:r>
+            <w:r>
+              <w:rPr>
+                <w:b w:val="0"/>
+                <w:sz w:val="18"/>
               </w:rPr>
               <w:t>为使安定心行而练习(着)入息；为使安定心行而练习(着)出息。</w:t>
             </w:r>
@@ -1744,15 +1859,18 @@
         <w:tc>
           <w:tcPr>
             <w:tcW w:type="dxa" w:w="3213"/>
-            <w:shd w:val="clear" w:color="auto" w:fill="F2F2F2"/>
+            <w:shd w:val="clear" w:fill="F2F5FA"/>
           </w:tcPr>
           <w:p>
-            <w:pPr>
-              <w:spacing w:after="20"/>
-            </w:pPr>
             <w:r>
               <w:rPr>
-                <w:sz w:val="19"/>
+                <w:sz w:val="18"/>
+              </w:rPr>
+            </w:r>
+            <w:r>
+              <w:rPr>
+                <w:b w:val="0"/>
+                <w:sz w:val="18"/>
               </w:rPr>
               <w:t>一禅、二禅、三禅、四禅</w:t>
             </w:r>
@@ -1765,12 +1883,15 @@
             <w:tcW w:type="dxa" w:w="3213"/>
           </w:tcPr>
           <w:p>
-            <w:pPr>
-              <w:spacing w:after="20"/>
-            </w:pPr>
             <w:r>
               <w:rPr>
-                <w:sz w:val="19"/>
+                <w:sz w:val="18"/>
+              </w:rPr>
+            </w:r>
+            <w:r>
+              <w:rPr>
+                <w:b w:val="0"/>
+                <w:sz w:val="18"/>
               </w:rPr>
               <w:t>心随观念处</w:t>
             </w:r>
@@ -1781,12 +1902,15 @@
             <w:tcW w:type="dxa" w:w="3213"/>
           </w:tcPr>
           <w:p>
-            <w:pPr>
-              <w:spacing w:after="20"/>
-            </w:pPr>
             <w:r>
               <w:rPr>
-                <w:sz w:val="19"/>
+                <w:sz w:val="18"/>
+              </w:rPr>
+            </w:r>
+            <w:r>
+              <w:rPr>
+                <w:b w:val="0"/>
+                <w:sz w:val="18"/>
               </w:rPr>
               <w:t>觉知心而练习(着)入息；觉知心而练习(着)出息。</w:t>
             </w:r>
@@ -1797,12 +1921,15 @@
             <w:tcW w:type="dxa" w:w="3213"/>
           </w:tcPr>
           <w:p>
-            <w:pPr>
-              <w:spacing w:after="20"/>
-            </w:pPr>
             <w:r>
               <w:rPr>
-                <w:sz w:val="19"/>
+                <w:sz w:val="18"/>
+              </w:rPr>
+            </w:r>
+            <w:r>
+              <w:rPr>
+                <w:b w:val="0"/>
+                <w:sz w:val="18"/>
               </w:rPr>
               <w:t>一禅、二禅、三禅、四禅</w:t>
             </w:r>
@@ -1813,15 +1940,18 @@
         <w:tc>
           <w:tcPr>
             <w:tcW w:type="dxa" w:w="3213"/>
-            <w:shd w:val="clear" w:color="auto" w:fill="F2F2F2"/>
+            <w:shd w:val="clear" w:fill="F2F5FA"/>
           </w:tcPr>
           <w:p>
-            <w:pPr>
-              <w:spacing w:after="20"/>
-            </w:pPr>
             <w:r>
               <w:rPr>
-                <w:sz w:val="19"/>
+                <w:sz w:val="18"/>
+              </w:rPr>
+            </w:r>
+            <w:r>
+              <w:rPr>
+                <w:b w:val="0"/>
+                <w:sz w:val="18"/>
               </w:rPr>
               <w:t>心随观念处</w:t>
             </w:r>
@@ -1830,15 +1960,18 @@
         <w:tc>
           <w:tcPr>
             <w:tcW w:type="dxa" w:w="3213"/>
-            <w:shd w:val="clear" w:color="auto" w:fill="F2F2F2"/>
+            <w:shd w:val="clear" w:fill="F2F5FA"/>
           </w:tcPr>
           <w:p>
-            <w:pPr>
-              <w:spacing w:after="20"/>
-            </w:pPr>
             <w:r>
               <w:rPr>
-                <w:sz w:val="19"/>
+                <w:sz w:val="18"/>
+              </w:rPr>
+            </w:r>
+            <w:r>
+              <w:rPr>
+                <w:b w:val="0"/>
+                <w:sz w:val="18"/>
               </w:rPr>
               <w:t>为使心欣慰而练习(着)入息；为使心欣慰而练习(着)出息。</w:t>
             </w:r>
@@ -1847,15 +1980,18 @@
         <w:tc>
           <w:tcPr>
             <w:tcW w:type="dxa" w:w="3213"/>
-            <w:shd w:val="clear" w:color="auto" w:fill="F2F2F2"/>
+            <w:shd w:val="clear" w:fill="F2F5FA"/>
           </w:tcPr>
           <w:p>
-            <w:pPr>
-              <w:spacing w:after="20"/>
-            </w:pPr>
             <w:r>
               <w:rPr>
-                <w:sz w:val="19"/>
+                <w:sz w:val="18"/>
+              </w:rPr>
+            </w:r>
+            <w:r>
+              <w:rPr>
+                <w:b w:val="0"/>
+                <w:sz w:val="18"/>
               </w:rPr>
               <w:t>一禅、二禅、三禅、四禅</w:t>
             </w:r>
@@ -1868,12 +2004,15 @@
             <w:tcW w:type="dxa" w:w="3213"/>
           </w:tcPr>
           <w:p>
-            <w:pPr>
-              <w:spacing w:after="20"/>
-            </w:pPr>
             <w:r>
               <w:rPr>
-                <w:sz w:val="19"/>
+                <w:sz w:val="18"/>
+              </w:rPr>
+            </w:r>
+            <w:r>
+              <w:rPr>
+                <w:b w:val="0"/>
+                <w:sz w:val="18"/>
               </w:rPr>
               <w:t>心随观念处</w:t>
             </w:r>
@@ -1884,12 +2023,15 @@
             <w:tcW w:type="dxa" w:w="3213"/>
           </w:tcPr>
           <w:p>
-            <w:pPr>
-              <w:spacing w:after="20"/>
-            </w:pPr>
             <w:r>
               <w:rPr>
-                <w:sz w:val="19"/>
+                <w:sz w:val="18"/>
+              </w:rPr>
+            </w:r>
+            <w:r>
+              <w:rPr>
+                <w:b w:val="0"/>
+                <w:sz w:val="18"/>
               </w:rPr>
               <w:t>安置其心而练习(着)入息；安置其心而练习(着)出息。</w:t>
             </w:r>
@@ -1900,12 +2042,15 @@
             <w:tcW w:type="dxa" w:w="3213"/>
           </w:tcPr>
           <w:p>
-            <w:pPr>
-              <w:spacing w:after="20"/>
-            </w:pPr>
             <w:r>
               <w:rPr>
-                <w:sz w:val="19"/>
+                <w:sz w:val="18"/>
+              </w:rPr>
+            </w:r>
+            <w:r>
+              <w:rPr>
+                <w:b w:val="0"/>
+                <w:sz w:val="18"/>
               </w:rPr>
               <w:t>一禅、二禅、三禅、四禅</w:t>
             </w:r>
@@ -1916,15 +2061,18 @@
         <w:tc>
           <w:tcPr>
             <w:tcW w:type="dxa" w:w="3213"/>
-            <w:shd w:val="clear" w:color="auto" w:fill="F2F2F2"/>
+            <w:shd w:val="clear" w:fill="F2F5FA"/>
           </w:tcPr>
           <w:p>
-            <w:pPr>
-              <w:spacing w:after="20"/>
-            </w:pPr>
             <w:r>
               <w:rPr>
-                <w:sz w:val="19"/>
+                <w:sz w:val="18"/>
+              </w:rPr>
+            </w:r>
+            <w:r>
+              <w:rPr>
+                <w:b w:val="0"/>
+                <w:sz w:val="18"/>
               </w:rPr>
               <w:t>心随观念处</w:t>
             </w:r>
@@ -1933,15 +2081,18 @@
         <w:tc>
           <w:tcPr>
             <w:tcW w:type="dxa" w:w="3213"/>
-            <w:shd w:val="clear" w:color="auto" w:fill="F2F2F2"/>
+            <w:shd w:val="clear" w:fill="F2F5FA"/>
           </w:tcPr>
           <w:p>
-            <w:pPr>
-              <w:spacing w:after="20"/>
-            </w:pPr>
             <w:r>
               <w:rPr>
-                <w:sz w:val="19"/>
+                <w:sz w:val="18"/>
+              </w:rPr>
+            </w:r>
+            <w:r>
+              <w:rPr>
+                <w:b w:val="0"/>
+                <w:sz w:val="18"/>
               </w:rPr>
               <w:t>为使脱离其心而练习(着)入息；为使脱离其心而练习(着)出息。</w:t>
             </w:r>
@@ -1950,15 +2101,18 @@
         <w:tc>
           <w:tcPr>
             <w:tcW w:type="dxa" w:w="3213"/>
-            <w:shd w:val="clear" w:color="auto" w:fill="F2F2F2"/>
+            <w:shd w:val="clear" w:fill="F2F5FA"/>
           </w:tcPr>
           <w:p>
-            <w:pPr>
-              <w:spacing w:after="20"/>
-            </w:pPr>
             <w:r>
               <w:rPr>
-                <w:sz w:val="19"/>
+                <w:sz w:val="18"/>
+              </w:rPr>
+            </w:r>
+            <w:r>
+              <w:rPr>
+                <w:b w:val="0"/>
+                <w:sz w:val="18"/>
               </w:rPr>
               <w:t>一禅、二禅、三禅、四禅</w:t>
             </w:r>
@@ -1971,12 +2125,15 @@
             <w:tcW w:type="dxa" w:w="3213"/>
           </w:tcPr>
           <w:p>
-            <w:pPr>
-              <w:spacing w:after="20"/>
-            </w:pPr>
             <w:r>
               <w:rPr>
-                <w:sz w:val="19"/>
+                <w:sz w:val="18"/>
+              </w:rPr>
+            </w:r>
+            <w:r>
+              <w:rPr>
+                <w:b w:val="0"/>
+                <w:sz w:val="18"/>
               </w:rPr>
               <w:t>法随观念处</w:t>
             </w:r>
@@ -1987,12 +2144,15 @@
             <w:tcW w:type="dxa" w:w="3213"/>
           </w:tcPr>
           <w:p>
-            <w:pPr>
-              <w:spacing w:after="20"/>
-            </w:pPr>
             <w:r>
               <w:rPr>
-                <w:sz w:val="19"/>
+                <w:sz w:val="18"/>
+              </w:rPr>
+            </w:r>
+            <w:r>
+              <w:rPr>
+                <w:b w:val="0"/>
+                <w:sz w:val="18"/>
               </w:rPr>
               <w:t>数次观察无常而练习(着)入息；数次观察无常而练习(着)出息。</w:t>
             </w:r>
@@ -2003,9 +2163,11 @@
             <w:tcW w:type="dxa" w:w="3213"/>
           </w:tcPr>
           <w:p>
-            <w:pPr>
-              <w:spacing w:after="20"/>
-            </w:pPr>
+            <w:r>
+              <w:rPr>
+                <w:sz w:val="18"/>
+              </w:rPr>
+            </w:r>
           </w:p>
         </w:tc>
       </w:tr>
@@ -2013,15 +2175,18 @@
         <w:tc>
           <w:tcPr>
             <w:tcW w:type="dxa" w:w="3213"/>
-            <w:shd w:val="clear" w:color="auto" w:fill="F2F2F2"/>
+            <w:shd w:val="clear" w:fill="F2F5FA"/>
           </w:tcPr>
           <w:p>
-            <w:pPr>
-              <w:spacing w:after="20"/>
-            </w:pPr>
             <w:r>
               <w:rPr>
-                <w:sz w:val="19"/>
+                <w:sz w:val="18"/>
+              </w:rPr>
+            </w:r>
+            <w:r>
+              <w:rPr>
+                <w:b w:val="0"/>
+                <w:sz w:val="18"/>
               </w:rPr>
               <w:t>法随观念处</w:t>
             </w:r>
@@ -2030,15 +2195,18 @@
         <w:tc>
           <w:tcPr>
             <w:tcW w:type="dxa" w:w="3213"/>
-            <w:shd w:val="clear" w:color="auto" w:fill="F2F2F2"/>
+            <w:shd w:val="clear" w:fill="F2F5FA"/>
           </w:tcPr>
           <w:p>
-            <w:pPr>
-              <w:spacing w:after="20"/>
-            </w:pPr>
             <w:r>
               <w:rPr>
-                <w:sz w:val="19"/>
+                <w:sz w:val="18"/>
+              </w:rPr>
+            </w:r>
+            <w:r>
+              <w:rPr>
+                <w:b w:val="0"/>
+                <w:sz w:val="18"/>
               </w:rPr>
               <w:t>数次观察离欲而练习(着)入息；数次观察离欲而练习(着)出息。</w:t>
             </w:r>
@@ -2047,12 +2215,14 @@
         <w:tc>
           <w:tcPr>
             <w:tcW w:type="dxa" w:w="3213"/>
-            <w:shd w:val="clear" w:color="auto" w:fill="F2F2F2"/>
+            <w:shd w:val="clear" w:fill="F2F5FA"/>
           </w:tcPr>
           <w:p>
-            <w:pPr>
-              <w:spacing w:after="20"/>
-            </w:pPr>
+            <w:r>
+              <w:rPr>
+                <w:sz w:val="18"/>
+              </w:rPr>
+            </w:r>
           </w:p>
         </w:tc>
       </w:tr>
@@ -2062,12 +2232,15 @@
             <w:tcW w:type="dxa" w:w="3213"/>
           </w:tcPr>
           <w:p>
-            <w:pPr>
-              <w:spacing w:after="20"/>
-            </w:pPr>
             <w:r>
               <w:rPr>
-                <w:sz w:val="19"/>
+                <w:sz w:val="18"/>
+              </w:rPr>
+            </w:r>
+            <w:r>
+              <w:rPr>
+                <w:b w:val="0"/>
+                <w:sz w:val="18"/>
               </w:rPr>
               <w:t>法随观念处</w:t>
             </w:r>
@@ -2078,12 +2251,15 @@
             <w:tcW w:type="dxa" w:w="3213"/>
           </w:tcPr>
           <w:p>
-            <w:pPr>
-              <w:spacing w:after="20"/>
-            </w:pPr>
             <w:r>
               <w:rPr>
-                <w:sz w:val="19"/>
+                <w:sz w:val="18"/>
+              </w:rPr>
+            </w:r>
+            <w:r>
+              <w:rPr>
+                <w:b w:val="0"/>
+                <w:sz w:val="18"/>
               </w:rPr>
               <w:t>数次观察息灭而练习(着)入息；数次观察息灭而练习(着)出息。</w:t>
             </w:r>
@@ -2094,9 +2270,11 @@
             <w:tcW w:type="dxa" w:w="3213"/>
           </w:tcPr>
           <w:p>
-            <w:pPr>
-              <w:spacing w:after="20"/>
-            </w:pPr>
+            <w:r>
+              <w:rPr>
+                <w:sz w:val="18"/>
+              </w:rPr>
+            </w:r>
           </w:p>
         </w:tc>
       </w:tr>
@@ -2104,15 +2282,18 @@
         <w:tc>
           <w:tcPr>
             <w:tcW w:type="dxa" w:w="3213"/>
-            <w:shd w:val="clear" w:color="auto" w:fill="F2F2F2"/>
+            <w:shd w:val="clear" w:fill="F2F5FA"/>
           </w:tcPr>
           <w:p>
-            <w:pPr>
-              <w:spacing w:after="20"/>
-            </w:pPr>
             <w:r>
               <w:rPr>
-                <w:sz w:val="19"/>
+                <w:sz w:val="18"/>
+              </w:rPr>
+            </w:r>
+            <w:r>
+              <w:rPr>
+                <w:b w:val="0"/>
+                <w:sz w:val="18"/>
               </w:rPr>
               <w:t>法随观念处</w:t>
             </w:r>
@@ -2121,15 +2302,18 @@
         <w:tc>
           <w:tcPr>
             <w:tcW w:type="dxa" w:w="3213"/>
-            <w:shd w:val="clear" w:color="auto" w:fill="F2F2F2"/>
+            <w:shd w:val="clear" w:fill="F2F5FA"/>
           </w:tcPr>
           <w:p>
-            <w:pPr>
-              <w:spacing w:after="20"/>
-            </w:pPr>
             <w:r>
               <w:rPr>
-                <w:sz w:val="19"/>
+                <w:sz w:val="18"/>
+              </w:rPr>
+            </w:r>
+            <w:r>
+              <w:rPr>
+                <w:b w:val="0"/>
+                <w:sz w:val="18"/>
               </w:rPr>
               <w:t>数次观察舍离而练习(着)入息；数次观察舍离而练习(着)出息。</w:t>
             </w:r>
@@ -2138,12 +2322,14 @@
         <w:tc>
           <w:tcPr>
             <w:tcW w:type="dxa" w:w="3213"/>
-            <w:shd w:val="clear" w:color="auto" w:fill="F2F2F2"/>
+            <w:shd w:val="clear" w:fill="F2F5FA"/>
           </w:tcPr>
           <w:p>
-            <w:pPr>
-              <w:spacing w:after="20"/>
-            </w:pPr>
+            <w:r>
+              <w:rPr>
+                <w:sz w:val="18"/>
+              </w:rPr>
+            </w:r>
           </w:p>
         </w:tc>
       </w:tr>
@@ -2151,7 +2337,7 @@
     <w:p>
       <w:r>
         <w:rPr>
-          <w:sz w:val="21"/>
+          <w:b w:val="0"/>
         </w:rPr>
         <w:t>【整理者注】课件原文用"离欲""息灭""舍离"表述后三随观。与本文件标题所称十六步名称的对应关系：入出息/长短息＝第1–2事，全息（觉知一切入出息）＝第3事，微息（安定身行）＝第4事，觉知喜＝第5事，觉知乐＝第6事，觉知心行＝第7事，平静心行（安定心行）＝第8事，觉知心＝第9事，令心喜悦（心欣慰）＝第10事，令心持摄（安置其心）＝第11事，令心解脱（脱离其心）＝第12事，随观无常＝第13事，随观离贪（离欲）＝第14事，随观灭（息灭）＝第15事，舍遣遍知（舍离）＝第16事。前四事（入出息→长短息→全息→微息）的详细实修讲解见第4周素材·资源A与资源B。</w:t>
       </w:r>
@@ -2160,7 +2346,6 @@
       <w:r>
         <w:rPr>
           <w:b/>
-          <w:sz w:val="21"/>
         </w:rPr>
         <w:t>二、第一组四法简释（第1–4事：入出息→长短息→全息→微息）</w:t>
       </w:r>
@@ -2168,52 +2353,124 @@
     <w:p>
       <w:r>
         <w:rPr>
-          <w:sz w:val="21"/>
+          <w:b w:val="0"/>
         </w:rPr>
         <w:t>课件圣典章节目录（照录）：</w:t>
       </w:r>
     </w:p>
     <w:p>
       <w:pPr>
-        <w:spacing w:before="40" w:after="80"/>
-        <w:ind w:left="283"/>
-        <w:shd w:val="clear" w:color="auto" w:fill="EDF6EF"/>
+        <w:ind w:left="170"/>
         <w:pBdr>
-          <w:left w:val="single" w:sz="20" w:space="6" w:color="1E5631"/>
+          <w:left w:val="single" w:sz="18" w:space="4" w:color="1E4620"/>
         </w:pBdr>
+        <w:shd w:val="clear" w:fill="F2F5FA"/>
       </w:pPr>
       <w:r>
         <w:rPr>
-          <w:sz w:val="20"/>
+          <w:b w:val="0"/>
         </w:rPr>
-        <w:t>(九) 安般念 … 267 释安般念的圣典文句 … 268 安般念的十六事 … 273 第一四法的修习 … 278 (1) 数 … 279　(2) 随逐 … 280　(3) 触 … 280　(4) 安住 … 282 (5) 观察 (6) 还灭 (7) 遍净 … 286</w:t>
+        <w:t>(九) 安般念 … 267</w:t>
       </w:r>
     </w:p>
     <w:p>
       <w:pPr>
-        <w:spacing w:before="40" w:after="80"/>
-        <w:ind w:left="283"/>
-        <w:shd w:val="clear" w:color="auto" w:fill="EDF6EF"/>
+        <w:ind w:left="170"/>
         <w:pBdr>
-          <w:left w:val="single" w:sz="20" w:space="6" w:color="1E5631"/>
+          <w:left w:val="single" w:sz="18" w:space="4" w:color="1E4620"/>
         </w:pBdr>
+        <w:shd w:val="clear" w:fill="F2F5FA"/>
       </w:pPr>
       <w:r>
         <w:rPr>
-          <w:sz w:val="20"/>
+          <w:b w:val="0"/>
+        </w:rPr>
+        <w:t>释安般念的圣典文句 … 268</w:t>
+      </w:r>
+    </w:p>
+    <w:p>
+      <w:pPr>
+        <w:ind w:left="170"/>
+        <w:pBdr>
+          <w:left w:val="single" w:sz="18" w:space="4" w:color="1E4620"/>
+        </w:pBdr>
+        <w:shd w:val="clear" w:fill="F2F5FA"/>
+      </w:pPr>
+      <w:r>
+        <w:rPr>
+          <w:b w:val="0"/>
+        </w:rPr>
+        <w:t>安般念的十六事 … 273</w:t>
+      </w:r>
+    </w:p>
+    <w:p>
+      <w:pPr>
+        <w:ind w:left="170"/>
+        <w:pBdr>
+          <w:left w:val="single" w:sz="18" w:space="4" w:color="1E4620"/>
+        </w:pBdr>
+        <w:shd w:val="clear" w:fill="F2F5FA"/>
+      </w:pPr>
+      <w:r>
+        <w:rPr>
+          <w:b w:val="0"/>
+        </w:rPr>
+        <w:t>第一四法的修习 … 278</w:t>
+      </w:r>
+    </w:p>
+    <w:p>
+      <w:pPr>
+        <w:ind w:left="170"/>
+        <w:pBdr>
+          <w:left w:val="single" w:sz="18" w:space="4" w:color="1E4620"/>
+        </w:pBdr>
+        <w:shd w:val="clear" w:fill="F2F5FA"/>
+      </w:pPr>
+      <w:r>
+        <w:rPr>
+          <w:b w:val="0"/>
+        </w:rPr>
+        <w:t>(1) 数 … 279　(2) 随逐 … 280　(3) 触 … 280　(4) 安住 … 282</w:t>
+      </w:r>
+    </w:p>
+    <w:p>
+      <w:pPr>
+        <w:ind w:left="170"/>
+        <w:pBdr>
+          <w:left w:val="single" w:sz="18" w:space="4" w:color="1E4620"/>
+        </w:pBdr>
+        <w:shd w:val="clear" w:fill="F2F5FA"/>
+      </w:pPr>
+      <w:r>
+        <w:rPr>
+          <w:b w:val="0"/>
+        </w:rPr>
+        <w:t>(5) 观察 (6) 还灭 (7) 遍净 … 286</w:t>
+      </w:r>
+    </w:p>
+    <w:p>
+      <w:pPr>
+        <w:ind w:left="170"/>
+        <w:pBdr>
+          <w:left w:val="single" w:sz="18" w:space="4" w:color="1E4620"/>
+        </w:pBdr>
+        <w:shd w:val="clear" w:fill="F2F5FA"/>
+      </w:pPr>
+      <w:r>
+        <w:rPr>
+          <w:b w:val="0"/>
         </w:rPr>
         <w:t xml:space="preserve">🧭 </w:t>
       </w:r>
       <w:r>
         <w:rPr>
           <w:b/>
-          <w:sz w:val="20"/>
         </w:rPr>
         <w:t>十六步的逐段练习我们用三周时间慢慢展开</w:t>
       </w:r>
       <w:r>
         <w:rPr>
-          <w:sz w:val="20"/>
+          <w:b w:val="0"/>
         </w:rPr>
         <w:t>：本周只立"框架"——先知道整条路有十六步、分成四组，每组四法分别落在身、受、心、法四个念处上；第一组四法的逐段实修细节在第4周展开，禅相在第5周展开。</w:t>
       </w:r>
@@ -2222,13 +2479,12 @@
       <w:r>
         <w:rPr>
           <w:b/>
-          <w:sz w:val="21"/>
         </w:rPr>
         <w:t>◈扩展段落</w:t>
       </w:r>
       <w:r>
         <w:rPr>
-          <w:sz w:val="21"/>
+          <w:b w:val="0"/>
         </w:rPr>
         <w:t>（可选）</w:t>
       </w:r>
@@ -2237,7 +2493,6 @@
       <w:r>
         <w:rPr>
           <w:b/>
-          <w:sz w:val="21"/>
         </w:rPr>
         <w:t>三、第二组四法阐释：觉知喜、乐、心行及平静心行的入出息方法（照录）</w:t>
       </w:r>
@@ -2246,107 +2501,218 @@
       <w:r>
         <w:rPr>
           <w:b/>
-          <w:sz w:val="21"/>
         </w:rPr>
         <w:t>觉知喜的入出息方法</w:t>
       </w:r>
     </w:p>
     <w:p>
       <w:pPr>
-        <w:spacing w:before="40" w:after="80"/>
-        <w:ind w:left="283"/>
-        <w:shd w:val="clear" w:color="auto" w:fill="EDF6EF"/>
+        <w:ind w:left="170"/>
         <w:pBdr>
-          <w:left w:val="single" w:sz="20" w:space="6" w:color="1E5631"/>
+          <w:left w:val="single" w:sz="18" w:space="4" w:color="1E4620"/>
         </w:pBdr>
+        <w:shd w:val="clear" w:fill="F2F5FA"/>
       </w:pPr>
       <w:r>
         <w:rPr>
-          <w:sz w:val="20"/>
+          <w:b w:val="0"/>
         </w:rPr>
-        <w:t>修止时（原文作"停止时"），修行者通过专注于呼吸，能够逐渐体验到喜的感觉。这种喜的感觉是禅那中的重要体验之一。通过体验喜的感觉，修行者能够更容易进入禅定状态，减少杂念的产生，提高禅修效果。 修观时，修行者通过对相应名法的观照，能够逐渐了解喜的感觉的本质。这种观照是修观的重要方法之一。通过观照喜的感觉，修行者能够更好地了解喜的感觉的本质，为后续的观智打下坚实的基础。 无常、苦、无我认知的深化：通过对喜的感觉的观照，修行者能够逐渐深化对无常、苦、无我的认知。这种认知是修行者实现解脱的重要基础。通过深化对无常、苦、无我的认知，修行者能够更容易实现解脱，达到心灵的净化与升华。</w:t>
+        <w:t>修止时（原文作"停止时"），修行者通过专注于呼吸，能够逐渐体验到喜的感觉。这种喜的感觉是禅那中的重要体验之一。通过体验喜的感觉，修行者能够更容易进入禅定状态，减少杂念的产生，提高禅修效果。</w:t>
+      </w:r>
+    </w:p>
+    <w:p>
+      <w:pPr>
+        <w:ind w:left="170"/>
+        <w:pBdr>
+          <w:left w:val="single" w:sz="18" w:space="4" w:color="1E4620"/>
+        </w:pBdr>
+        <w:shd w:val="clear" w:fill="F2F5FA"/>
+      </w:pPr>
+      <w:r>
+        <w:rPr>
+          <w:b w:val="0"/>
+        </w:rPr>
+        <w:t>修观时，修行者通过对相应名法的观照，能够逐渐了解喜的感觉的本质。这种观照是修观的重要方法之一。通过观照喜的感觉，修行者能够更好地了解喜的感觉的本质，为后续的观智打下坚实的基础。</w:t>
+      </w:r>
+    </w:p>
+    <w:p>
+      <w:pPr>
+        <w:ind w:left="170"/>
+        <w:pBdr>
+          <w:left w:val="single" w:sz="18" w:space="4" w:color="1E4620"/>
+        </w:pBdr>
+        <w:shd w:val="clear" w:fill="F2F5FA"/>
+      </w:pPr>
+      <w:r>
+        <w:rPr>
+          <w:b w:val="0"/>
+        </w:rPr>
+        <w:t>无常、苦、无我认知的深化：通过对喜的感觉的观照，修行者能够逐渐深化对无常、苦、无我的认知。这种认知是修行者实现解脱的重要基础。通过深化对无常、苦、无我的认知，修行者能够更容易实现解脱，达到心灵的净化与升华。</w:t>
       </w:r>
     </w:p>
     <w:p>
       <w:r>
         <w:rPr>
           <w:b/>
-          <w:sz w:val="21"/>
         </w:rPr>
         <w:t>觉知乐的入出息方法</w:t>
       </w:r>
     </w:p>
     <w:p>
       <w:pPr>
-        <w:spacing w:before="40" w:after="80"/>
-        <w:ind w:left="283"/>
-        <w:shd w:val="clear" w:color="auto" w:fill="EDF6EF"/>
+        <w:ind w:left="170"/>
         <w:pBdr>
-          <w:left w:val="single" w:sz="20" w:space="6" w:color="1E5631"/>
+          <w:left w:val="single" w:sz="18" w:space="4" w:color="1E4620"/>
         </w:pBdr>
+        <w:shd w:val="clear" w:fill="F2F5FA"/>
       </w:pPr>
       <w:r>
         <w:rPr>
-          <w:sz w:val="20"/>
+          <w:b w:val="0"/>
         </w:rPr>
-        <w:t>修止时，修行者通过专注于呼吸，能够逐渐体验到乐的感觉。这种乐的感觉是禅那中的重要体验之一。通过体验乐的感觉，修行者能够更容易进入禅定状态，减少杂念的产生，提高禅修效果。 修观时，修行者通过对相应名法的观照，能够逐渐了解乐的感觉的本质。这种观照是修观的重要方法之一。通过观照乐的感觉，修行者能够更好地了解乐的感觉的本质，为后续的观智打下坚实的基础。 无常、苦、无我认知的深化：通过对乐的感觉的观照，修行者能够逐渐深化对无常、苦、无我的认知。这种认知是修行者实现解脱的重要基础。通过深化对无常、苦、无我的认知，修行者能够更容易实现解脱，达到心灵的净化与升华。</w:t>
+        <w:t>修止时，修行者通过专注于呼吸，能够逐渐体验到乐的感觉。这种乐的感觉是禅那中的重要体验之一。通过体验乐的感觉，修行者能够更容易进入禅定状态，减少杂念的产生，提高禅修效果。</w:t>
+      </w:r>
+    </w:p>
+    <w:p>
+      <w:pPr>
+        <w:ind w:left="170"/>
+        <w:pBdr>
+          <w:left w:val="single" w:sz="18" w:space="4" w:color="1E4620"/>
+        </w:pBdr>
+        <w:shd w:val="clear" w:fill="F2F5FA"/>
+      </w:pPr>
+      <w:r>
+        <w:rPr>
+          <w:b w:val="0"/>
+        </w:rPr>
+        <w:t>修观时，修行者通过对相应名法的观照，能够逐渐了解乐的感觉的本质。这种观照是修观的重要方法之一。通过观照乐的感觉，修行者能够更好地了解乐的感觉的本质，为后续的观智打下坚实的基础。</w:t>
+      </w:r>
+    </w:p>
+    <w:p>
+      <w:pPr>
+        <w:ind w:left="170"/>
+        <w:pBdr>
+          <w:left w:val="single" w:sz="18" w:space="4" w:color="1E4620"/>
+        </w:pBdr>
+        <w:shd w:val="clear" w:fill="F2F5FA"/>
+      </w:pPr>
+      <w:r>
+        <w:rPr>
+          <w:b w:val="0"/>
+        </w:rPr>
+        <w:t>无常、苦、无我认知的深化：通过对乐的感觉的观照，修行者能够逐渐深化对无常、苦、无我的认知。这种认知是修行者实现解脱的重要基础。通过深化对无常、苦、无我的认知，修行者能够更容易实现解脱，达到心灵的净化与升华。</w:t>
       </w:r>
     </w:p>
     <w:p>
       <w:r>
         <w:rPr>
           <w:b/>
-          <w:sz w:val="21"/>
         </w:rPr>
         <w:t>觉知心行的入出息方法</w:t>
       </w:r>
     </w:p>
     <w:p>
       <w:pPr>
-        <w:spacing w:before="40" w:after="80"/>
-        <w:ind w:left="283"/>
-        <w:shd w:val="clear" w:color="auto" w:fill="EDF6EF"/>
+        <w:ind w:left="170"/>
         <w:pBdr>
-          <w:left w:val="single" w:sz="20" w:space="6" w:color="1E5631"/>
+          <w:left w:val="single" w:sz="18" w:space="4" w:color="1E4620"/>
         </w:pBdr>
+        <w:shd w:val="clear" w:fill="F2F5FA"/>
       </w:pPr>
       <w:r>
         <w:rPr>
-          <w:sz w:val="20"/>
+          <w:b w:val="0"/>
         </w:rPr>
-        <w:t>修止时，修行者通过专注于呼吸，能够逐渐体验到心行的感觉。这种心行的感觉是禅那中的重要体验之一。通过体验心行的感觉，修行者能够更容易进入禅定状态，减少杂念的产生，提高禅修效果。 修观时，修行者通过对相应名法的观照，能够逐渐了解心行的感觉的本质。这种观照是修观的重要方法之一。通过观照心行的感觉，修行者能够更好地了解心行的感觉的本质，为后续的观智打下坚实的基础。 无常、苦、无我认知的深化：通过对心行的感觉的观照，修行者能够逐渐深化对无常、苦、无我的认知。这种认知是修行者实现解脱的重要基础。通过深化对无常、苦、无我的认知，修行者能够更容易实现解脱，达到心灵的净化与升华。</w:t>
+        <w:t>修止时，修行者通过专注于呼吸，能够逐渐体验到心行的感觉。这种心行的感觉是禅那中的重要体验之一。通过体验心行的感觉，修行者能够更容易进入禅定状态，减少杂念的产生，提高禅修效果。</w:t>
+      </w:r>
+    </w:p>
+    <w:p>
+      <w:pPr>
+        <w:ind w:left="170"/>
+        <w:pBdr>
+          <w:left w:val="single" w:sz="18" w:space="4" w:color="1E4620"/>
+        </w:pBdr>
+        <w:shd w:val="clear" w:fill="F2F5FA"/>
+      </w:pPr>
+      <w:r>
+        <w:rPr>
+          <w:b w:val="0"/>
+        </w:rPr>
+        <w:t>修观时，修行者通过对相应名法的观照，能够逐渐了解心行的感觉的本质。这种观照是修观的重要方法之一。通过观照心行的感觉，修行者能够更好地了解心行的感觉的本质，为后续的观智打下坚实的基础。</w:t>
+      </w:r>
+    </w:p>
+    <w:p>
+      <w:pPr>
+        <w:ind w:left="170"/>
+        <w:pBdr>
+          <w:left w:val="single" w:sz="18" w:space="4" w:color="1E4620"/>
+        </w:pBdr>
+        <w:shd w:val="clear" w:fill="F2F5FA"/>
+      </w:pPr>
+      <w:r>
+        <w:rPr>
+          <w:b w:val="0"/>
+        </w:rPr>
+        <w:t>无常、苦、无我认知的深化：通过对心行的感觉的观照，修行者能够逐渐深化对无常、苦、无我的认知。这种认知是修行者实现解脱的重要基础。通过深化对无常、苦、无我的认知，修行者能够更容易实现解脱，达到心灵的净化与升华。</w:t>
       </w:r>
     </w:p>
     <w:p>
       <w:r>
         <w:rPr>
           <w:b/>
-          <w:sz w:val="21"/>
         </w:rPr>
         <w:t>觉知平静心行的入出息方法</w:t>
       </w:r>
     </w:p>
     <w:p>
       <w:pPr>
-        <w:spacing w:before="40" w:after="80"/>
-        <w:ind w:left="283"/>
-        <w:shd w:val="clear" w:color="auto" w:fill="EDF6EF"/>
+        <w:ind w:left="170"/>
         <w:pBdr>
-          <w:left w:val="single" w:sz="20" w:space="6" w:color="1E5631"/>
+          <w:left w:val="single" w:sz="18" w:space="4" w:color="1E4620"/>
         </w:pBdr>
+        <w:shd w:val="clear" w:fill="F2F5FA"/>
       </w:pPr>
       <w:r>
         <w:rPr>
-          <w:sz w:val="20"/>
+          <w:b w:val="0"/>
         </w:rPr>
-        <w:t>修止时，修行者通过专注于呼吸，能够逐渐体验到平静心行的感觉。这种平静心行的感觉是禅那中的重要体验之一。通过体验平静心行的感觉，修行者能够更容易进入禅定状态，减少杂念的产生，提高禅修效果。 修观时，修行者通过对相应名法的观照，能够逐渐了解平静心行的感觉的本质。这种观照是修观的重要方法之一。通过观照平静心行的感觉，修行者能够更好地了解平静心行的感觉的本质，为后续的观智打下坚实的基础。 无常、苦、无我认知的深化：通过对平静心行的感觉的观照，修行者能够逐渐深化对无常、苦、无我的认知。这种认知是修行者实现解脱的重要基础。通过深化对无常、苦、无我的认知，修行者能够更容易实现解脱，达到心灵的净化与升华。</w:t>
+        <w:t>修止时，修行者通过专注于呼吸，能够逐渐体验到平静心行的感觉。这种平静心行的感觉是禅那中的重要体验之一。通过体验平静心行的感觉，修行者能够更容易进入禅定状态，减少杂念的产生，提高禅修效果。</w:t>
+      </w:r>
+    </w:p>
+    <w:p>
+      <w:pPr>
+        <w:ind w:left="170"/>
+        <w:pBdr>
+          <w:left w:val="single" w:sz="18" w:space="4" w:color="1E4620"/>
+        </w:pBdr>
+        <w:shd w:val="clear" w:fill="F2F5FA"/>
+      </w:pPr>
+      <w:r>
+        <w:rPr>
+          <w:b w:val="0"/>
+        </w:rPr>
+        <w:t>修观时，修行者通过对相应名法的观照，能够逐渐了解平静心行的感觉的本质。这种观照是修观的重要方法之一。通过观照平静心行的感觉，修行者能够更好地了解平静心行的感觉的本质，为后续的观智打下坚实的基础。</w:t>
+      </w:r>
+    </w:p>
+    <w:p>
+      <w:pPr>
+        <w:ind w:left="170"/>
+        <w:pBdr>
+          <w:left w:val="single" w:sz="18" w:space="4" w:color="1E4620"/>
+        </w:pBdr>
+        <w:shd w:val="clear" w:fill="F2F5FA"/>
+      </w:pPr>
+      <w:r>
+        <w:rPr>
+          <w:b w:val="0"/>
+        </w:rPr>
+        <w:t>无常、苦、无我认知的深化：通过对平静心行的感觉的观照，修行者能够逐渐深化对无常、苦、无我的认知。这种认知是修行者实现解脱的重要基础。通过深化对无常、苦、无我的认知，修行者能够更容易实现解脱，达到心灵的净化与升华。</w:t>
       </w:r>
     </w:p>
     <w:p>
       <w:r>
         <w:rPr>
           <w:b/>
-          <w:sz w:val="21"/>
         </w:rPr>
         <w:t>四、第三组四法解读：觉知心、喜悦心、专注心、解脱心的入出息操作（照录）</w:t>
       </w:r>
@@ -2355,107 +2721,218 @@
       <w:r>
         <w:rPr>
           <w:b/>
-          <w:sz w:val="21"/>
         </w:rPr>
         <w:t>觉知心的入出息操作</w:t>
       </w:r>
     </w:p>
     <w:p>
       <w:pPr>
-        <w:spacing w:before="40" w:after="80"/>
-        <w:ind w:left="283"/>
-        <w:shd w:val="clear" w:color="auto" w:fill="EDF6EF"/>
+        <w:ind w:left="170"/>
         <w:pBdr>
-          <w:left w:val="single" w:sz="20" w:space="6" w:color="1E5631"/>
+          <w:left w:val="single" w:sz="18" w:space="4" w:color="1E4620"/>
         </w:pBdr>
+        <w:shd w:val="clear" w:fill="F2F5FA"/>
       </w:pPr>
       <w:r>
         <w:rPr>
-          <w:sz w:val="20"/>
+          <w:b w:val="0"/>
         </w:rPr>
-        <w:t>修止时（原文作"停止时"），修行者通过专注于呼吸，能够逐渐体验到心的感觉。这种心的感觉是禅那中的重要状态之一。通过体验心的感觉，修行者能够更容易进入禅定状态，减少杂念的产生，提高禅修效果。 修观时，修行者通过对相关名法的三相观照，能够逐渐了解心的感觉的本质。这种观照是修观的重要方法之一。通过观察心的感觉，修行者能够更好地了解心的感觉的本质，为后续的观智打下坚实的基础。 心随观的修行内涵完善：通过对心的感觉的观照，修行者能够逐渐完善心随观的修行内涵。这种完善是修行者实现解脱的重要基础。通过完善心随观的修行内涵，修行者能够更容易实现解脱，达到心灵的净化与升华。</w:t>
+        <w:t>修止时（原文作"停止时"），修行者通过专注于呼吸，能够逐渐体验到心的感觉。这种心的感觉是禅那中的重要状态之一。通过体验心的感觉，修行者能够更容易进入禅定状态，减少杂念的产生，提高禅修效果。</w:t>
+      </w:r>
+    </w:p>
+    <w:p>
+      <w:pPr>
+        <w:ind w:left="170"/>
+        <w:pBdr>
+          <w:left w:val="single" w:sz="18" w:space="4" w:color="1E4620"/>
+        </w:pBdr>
+        <w:shd w:val="clear" w:fill="F2F5FA"/>
+      </w:pPr>
+      <w:r>
+        <w:rPr>
+          <w:b w:val="0"/>
+        </w:rPr>
+        <w:t>修观时，修行者通过对相关名法的三相观照，能够逐渐了解心的感觉的本质。这种观照是修观的重要方法之一。通过观察心的感觉，修行者能够更好地了解心的感觉的本质，为后续的观智打下坚实的基础。</w:t>
+      </w:r>
+    </w:p>
+    <w:p>
+      <w:pPr>
+        <w:ind w:left="170"/>
+        <w:pBdr>
+          <w:left w:val="single" w:sz="18" w:space="4" w:color="1E4620"/>
+        </w:pBdr>
+        <w:shd w:val="clear" w:fill="F2F5FA"/>
+      </w:pPr>
+      <w:r>
+        <w:rPr>
+          <w:b w:val="0"/>
+        </w:rPr>
+        <w:t>心随观的修行内涵完善：通过对心的感觉的观照，修行者能够逐渐完善心随观的修行内涵。这种完善是修行者实现解脱的重要基础。通过完善心随观的修行内涵，修行者能够更容易实现解脱，达到心灵的净化与升华。</w:t>
       </w:r>
     </w:p>
     <w:p>
       <w:r>
         <w:rPr>
           <w:b/>
-          <w:sz w:val="21"/>
         </w:rPr>
         <w:t>觉知喜悦心的入出息操作</w:t>
       </w:r>
     </w:p>
     <w:p>
       <w:pPr>
-        <w:spacing w:before="40" w:after="80"/>
-        <w:ind w:left="283"/>
-        <w:shd w:val="clear" w:color="auto" w:fill="EDF6EF"/>
+        <w:ind w:left="170"/>
         <w:pBdr>
-          <w:left w:val="single" w:sz="20" w:space="6" w:color="1E5631"/>
+          <w:left w:val="single" w:sz="18" w:space="4" w:color="1E4620"/>
         </w:pBdr>
+        <w:shd w:val="clear" w:fill="F2F5FA"/>
       </w:pPr>
       <w:r>
         <w:rPr>
-          <w:sz w:val="20"/>
+          <w:b w:val="0"/>
         </w:rPr>
-        <w:t>修止时，修行者通过专注于呼吸，能够逐渐体验到喜悦心的感觉。这种喜悦心的感觉是禅那中的重要状态之一。通过体验喜悦心的感觉，修行者能够更容易进入禅定状态，减少杂念的产生，提高禅修效果。 修观时，修行者通过对相关名法的三相观照，能够逐渐了解喜悦心的感觉的本质。这种观照是修观的重要方法之一。 心随观的修行内涵完善：通过对喜悦心的感觉的观照，修行者能够逐渐完善心随观的修行内涵。这种完善是修行者实现解脱的重要基础。</w:t>
+        <w:t>修止时，修行者通过专注于呼吸，能够逐渐体验到喜悦心的感觉。这种喜悦心的感觉是禅那中的重要状态之一。通过体验喜悦心的感觉，修行者能够更容易进入禅定状态，减少杂念的产生，提高禅修效果。</w:t>
+      </w:r>
+    </w:p>
+    <w:p>
+      <w:pPr>
+        <w:ind w:left="170"/>
+        <w:pBdr>
+          <w:left w:val="single" w:sz="18" w:space="4" w:color="1E4620"/>
+        </w:pBdr>
+        <w:shd w:val="clear" w:fill="F2F5FA"/>
+      </w:pPr>
+      <w:r>
+        <w:rPr>
+          <w:b w:val="0"/>
+        </w:rPr>
+        <w:t>修观时，修行者通过对相关名法的三相观照，能够逐渐了解喜悦心的感觉的本质。这种观照是修观的重要方法之一。</w:t>
+      </w:r>
+    </w:p>
+    <w:p>
+      <w:pPr>
+        <w:ind w:left="170"/>
+        <w:pBdr>
+          <w:left w:val="single" w:sz="18" w:space="4" w:color="1E4620"/>
+        </w:pBdr>
+        <w:shd w:val="clear" w:fill="F2F5FA"/>
+      </w:pPr>
+      <w:r>
+        <w:rPr>
+          <w:b w:val="0"/>
+        </w:rPr>
+        <w:t>心随观的修行内涵完善：通过对喜悦心的感觉的观照，修行者能够逐渐完善心随观的修行内涵。这种完善是修行者实现解脱的重要基础。</w:t>
       </w:r>
     </w:p>
     <w:p>
       <w:r>
         <w:rPr>
           <w:b/>
-          <w:sz w:val="21"/>
         </w:rPr>
         <w:t>觉知专注心的入出息操作</w:t>
       </w:r>
     </w:p>
     <w:p>
       <w:pPr>
-        <w:spacing w:before="40" w:after="80"/>
-        <w:ind w:left="283"/>
-        <w:shd w:val="clear" w:color="auto" w:fill="EDF6EF"/>
+        <w:ind w:left="170"/>
         <w:pBdr>
-          <w:left w:val="single" w:sz="20" w:space="6" w:color="1E5631"/>
+          <w:left w:val="single" w:sz="18" w:space="4" w:color="1E4620"/>
         </w:pBdr>
+        <w:shd w:val="clear" w:fill="F2F5FA"/>
       </w:pPr>
       <w:r>
         <w:rPr>
-          <w:sz w:val="20"/>
+          <w:b w:val="0"/>
         </w:rPr>
-        <w:t>修止时，修行者通过专注于呼吸，能够逐渐体验到专注心的感觉。这种专注心的感觉是禅那中的重要状态之一。通过体验专注心的感觉，修行者能够更容易进入禅定状态，减少杂念的产生，提高禅修效果。 修观时，修行者通过对相关名法的三相观照，能够逐渐了解专注心的感觉的本质。这种观照是修观的重要方法之一。通过观照专注心的感觉，修行者能够更好地了解专注心的感觉的本质，为后续的观智打下坚实的基础。 心随观的修行内涵完善：通过对专注心的感觉的观照，修行者能够逐渐完善心随观的修行内涵。这种完善是修行者实现解脱的重要基础。</w:t>
+        <w:t>修止时，修行者通过专注于呼吸，能够逐渐体验到专注心的感觉。这种专注心的感觉是禅那中的重要状态之一。通过体验专注心的感觉，修行者能够更容易进入禅定状态，减少杂念的产生，提高禅修效果。</w:t>
+      </w:r>
+    </w:p>
+    <w:p>
+      <w:pPr>
+        <w:ind w:left="170"/>
+        <w:pBdr>
+          <w:left w:val="single" w:sz="18" w:space="4" w:color="1E4620"/>
+        </w:pBdr>
+        <w:shd w:val="clear" w:fill="F2F5FA"/>
+      </w:pPr>
+      <w:r>
+        <w:rPr>
+          <w:b w:val="0"/>
+        </w:rPr>
+        <w:t>修观时，修行者通过对相关名法的三相观照，能够逐渐了解专注心的感觉的本质。这种观照是修观的重要方法之一。通过观照专注心的感觉，修行者能够更好地了解专注心的感觉的本质，为后续的观智打下坚实的基础。</w:t>
+      </w:r>
+    </w:p>
+    <w:p>
+      <w:pPr>
+        <w:ind w:left="170"/>
+        <w:pBdr>
+          <w:left w:val="single" w:sz="18" w:space="4" w:color="1E4620"/>
+        </w:pBdr>
+        <w:shd w:val="clear" w:fill="F2F5FA"/>
+      </w:pPr>
+      <w:r>
+        <w:rPr>
+          <w:b w:val="0"/>
+        </w:rPr>
+        <w:t>心随观的修行内涵完善：通过对专注心的感觉的观照，修行者能够逐渐完善心随观的修行内涵。这种完善是修行者实现解脱的重要基础。</w:t>
       </w:r>
     </w:p>
     <w:p>
       <w:r>
         <w:rPr>
           <w:b/>
-          <w:sz w:val="21"/>
         </w:rPr>
         <w:t>觉知解脱心的入出息操作</w:t>
       </w:r>
     </w:p>
     <w:p>
       <w:pPr>
-        <w:spacing w:before="40" w:after="80"/>
-        <w:ind w:left="283"/>
-        <w:shd w:val="clear" w:color="auto" w:fill="EDF6EF"/>
+        <w:ind w:left="170"/>
         <w:pBdr>
-          <w:left w:val="single" w:sz="20" w:space="6" w:color="1E5631"/>
+          <w:left w:val="single" w:sz="18" w:space="4" w:color="1E4620"/>
         </w:pBdr>
+        <w:shd w:val="clear" w:fill="F2F5FA"/>
       </w:pPr>
       <w:r>
         <w:rPr>
-          <w:sz w:val="20"/>
+          <w:b w:val="0"/>
         </w:rPr>
-        <w:t>修止时，修行者通过专注于呼吸，能够逐渐体验到解脱心的感觉。这种解脱心的感觉是禅那中的重要状态之一。通过体验解脱心的感觉，修行者能够更容易进入禅定状态，减少杂念的产生，提高禅修效果。 修观时，修行者通过对相关名法的三相观照，能够逐渐了解解脱心的感觉的本质。这种观照是修观的重要方法之一。通过观照解脱心的感觉，修行者能够更好地了解解脱心的感觉的本质，为后续的观智打下坚实的基础。 心随观的修行内涵完善：通过对解脱心的感觉的观照，修行者能够逐渐完善心随观的修行内涵。这种完善是修行者实现解脱的重要基础。</w:t>
+        <w:t>修止时，修行者通过专注于呼吸，能够逐渐体验到解脱心的感觉。这种解脱心的感觉是禅那中的重要状态之一。通过体验解脱心的感觉，修行者能够更容易进入禅定状态，减少杂念的产生，提高禅修效果。</w:t>
+      </w:r>
+    </w:p>
+    <w:p>
+      <w:pPr>
+        <w:ind w:left="170"/>
+        <w:pBdr>
+          <w:left w:val="single" w:sz="18" w:space="4" w:color="1E4620"/>
+        </w:pBdr>
+        <w:shd w:val="clear" w:fill="F2F5FA"/>
+      </w:pPr>
+      <w:r>
+        <w:rPr>
+          <w:b w:val="0"/>
+        </w:rPr>
+        <w:t>修观时，修行者通过对相关名法的三相观照，能够逐渐了解解脱心的感觉的本质。这种观照是修观的重要方法之一。通过观照解脱心的感觉，修行者能够更好地了解解脱心的感觉的本质，为后续的观智打下坚实的基础。</w:t>
+      </w:r>
+    </w:p>
+    <w:p>
+      <w:pPr>
+        <w:ind w:left="170"/>
+        <w:pBdr>
+          <w:left w:val="single" w:sz="18" w:space="4" w:color="1E4620"/>
+        </w:pBdr>
+        <w:shd w:val="clear" w:fill="F2F5FA"/>
+      </w:pPr>
+      <w:r>
+        <w:rPr>
+          <w:b w:val="0"/>
+        </w:rPr>
+        <w:t>心随观的修行内涵完善：通过对解脱心的感觉的观照，修行者能够逐渐完善心随观的修行内涵。这种完善是修行者实现解脱的重要基础。</w:t>
       </w:r>
     </w:p>
     <w:p>
       <w:r>
         <w:rPr>
           <w:b/>
-          <w:sz w:val="21"/>
         </w:rPr>
         <w:t>五、第四组四法说明：随观无常、离、灭、舍离的入出息要点（照录）</w:t>
       </w:r>
@@ -2464,75 +2941,94 @@
       <w:r>
         <w:rPr>
           <w:b/>
-          <w:sz w:val="21"/>
         </w:rPr>
         <w:t>随观无常的入出息要点</w:t>
       </w:r>
     </w:p>
     <w:p>
       <w:pPr>
-        <w:spacing w:before="40" w:after="80"/>
-        <w:ind w:left="283"/>
-        <w:shd w:val="clear" w:color="auto" w:fill="EDF6EF"/>
+        <w:ind w:left="170"/>
         <w:pBdr>
-          <w:left w:val="single" w:sz="20" w:space="6" w:color="1E5631"/>
+          <w:left w:val="single" w:sz="18" w:space="4" w:color="1E4620"/>
         </w:pBdr>
+        <w:shd w:val="clear" w:fill="F2F5FA"/>
       </w:pPr>
       <w:r>
         <w:rPr>
-          <w:sz w:val="20"/>
+          <w:b w:val="0"/>
         </w:rPr>
-        <w:t>出定后，修行者通过对色法、名法及因的生灭观照，能够逐渐了解无常的本质。这种观照是随观无常的重要方法之一。通过观照色法、名法及因的生灭，修行者能够更好地了解无常的本质，为后续的观智打下坚实的基础。 不同层面离与灭的内涵剖析：通过对色法、名法及因的生灭观照，修行者能够逐渐剖析不同层面离与灭的内涵。这种剖析是随观无常的重要内容之一。 舍离在修行进程中的意义与体现：通过对色法、名法及因的生灭观照，修行者能够逐渐了解舍离在修行进程中的意义与体现。这种了解是随观无常的重要基础之一。</w:t>
+        <w:t>出定后，修行者通过对色法、名法及因的生灭观照，能够逐渐了解无常的本质。这种观照是随观无常的重要方法之一。通过观照色法、名法及因的生灭，修行者能够更好地了解无常的本质，为后续的观智打下坚实的基础。</w:t>
+      </w:r>
+    </w:p>
+    <w:p>
+      <w:pPr>
+        <w:ind w:left="170"/>
+        <w:pBdr>
+          <w:left w:val="single" w:sz="18" w:space="4" w:color="1E4620"/>
+        </w:pBdr>
+        <w:shd w:val="clear" w:fill="F2F5FA"/>
+      </w:pPr>
+      <w:r>
+        <w:rPr>
+          <w:b w:val="0"/>
+        </w:rPr>
+        <w:t>不同层面离与灭的内涵剖析：通过对色法、名法及因的生灭观照，修行者能够逐渐剖析不同层面离与灭的内涵。这种剖析是随观无常的重要内容之一。</w:t>
+      </w:r>
+    </w:p>
+    <w:p>
+      <w:pPr>
+        <w:ind w:left="170"/>
+        <w:pBdr>
+          <w:left w:val="single" w:sz="18" w:space="4" w:color="1E4620"/>
+        </w:pBdr>
+        <w:shd w:val="clear" w:fill="F2F5FA"/>
+      </w:pPr>
+      <w:r>
+        <w:rPr>
+          <w:b w:val="0"/>
+        </w:rPr>
+        <w:t>舍离在修行进程中的意义与体现：通过对色法、名法及因的生灭观照，修行者能够逐渐了解舍离在修行进程中的意义与体现。这种了解是随观无常的重要基础之一。</w:t>
       </w:r>
     </w:p>
     <w:p>
       <w:r>
         <w:rPr>
-          <w:sz w:val="21"/>
+          <w:b w:val="0"/>
         </w:rPr>
         <w:t>【整理者注】课件中"随观离""随观灭""随观舍离"三页的文字与"随观无常"页完全相同（模板句式），仅将"无常"分别替换为"离""灭""舍离"，故不逐页重复照录。</w:t>
       </w:r>
     </w:p>
     <w:p>
-      <w:pPr>
-        <w:spacing w:before="160" w:after="80"/>
-      </w:pPr>
       <w:r>
         <w:rPr>
-          <w:rFonts w:ascii="Microsoft YaHei" w:hAnsi="Microsoft YaHei" w:eastAsia="Microsoft YaHei"/>
           <w:b/>
-          <w:color w:val="1E5631"/>
-          <w:sz w:val="28"/>
+          <w:color w:val="1E4620"/>
+          <w:sz w:val="26"/>
         </w:rPr>
         <w:t>💬 第一轮分享</w:t>
       </w:r>
     </w:p>
     <w:p>
       <w:pPr>
-        <w:spacing w:before="40" w:after="80"/>
-        <w:ind w:left="283"/>
-        <w:shd w:val="clear" w:color="auto" w:fill="EDF6EF"/>
+        <w:ind w:left="170"/>
         <w:pBdr>
-          <w:left w:val="single" w:sz="20" w:space="6" w:color="1E5631"/>
+          <w:left w:val="single" w:sz="18" w:space="4" w:color="1E4620"/>
         </w:pBdr>
+        <w:shd w:val="clear" w:fill="F2F5FA"/>
       </w:pPr>
       <w:r>
         <w:rPr>
-          <w:sz w:val="20"/>
+          <w:b w:val="0"/>
         </w:rPr>
         <w:t>请大家轮流分享：读完这三段文字，最触动你的一句话是什么？为什么触动你？</w:t>
       </w:r>
     </w:p>
     <w:p>
-      <w:pPr>
-        <w:spacing w:before="160" w:after="80"/>
-      </w:pPr>
       <w:r>
         <w:rPr>
-          <w:rFonts w:ascii="Microsoft YaHei" w:hAnsi="Microsoft YaHei" w:eastAsia="Microsoft YaHei"/>
           <w:b/>
-          <w:color w:val="1E5631"/>
-          <w:sz w:val="28"/>
+          <w:color w:val="1E4620"/>
+          <w:sz w:val="26"/>
         </w:rPr>
         <w:t>🎯 主题讨论</w:t>
       </w:r>
@@ -2541,221 +3037,222 @@
       <w:r>
         <w:rPr>
           <w:b/>
-          <w:sz w:val="21"/>
         </w:rPr>
         <w:t>讨论问题（按优先级）</w:t>
       </w:r>
       <w:r>
         <w:rPr>
-          <w:sz w:val="21"/>
+          <w:b w:val="0"/>
         </w:rPr>
         <w:t>：</w:t>
       </w:r>
     </w:p>
     <w:p>
       <w:pPr>
-        <w:ind w:left="340"/>
+        <w:pStyle w:val="ListBullet"/>
       </w:pPr>
       <w:r>
         <w:rPr>
-          <w:color w:val="1E5631"/>
-          <w:sz w:val="21"/>
-        </w:rPr>
-        <w:t xml:space="preserve">• </w:t>
-      </w:r>
-      <w:r>
-        <w:rPr>
           <w:b/>
-          <w:sz w:val="21"/>
         </w:rPr>
         <w:t>问题①（★必答，时间不够时只讨论这个）</w:t>
       </w:r>
       <w:r>
         <w:rPr>
-          <w:sz w:val="21"/>
+          <w:b w:val="0"/>
         </w:rPr>
         <w:t>："不取触觉为目标、取触点上的气息为目标"——这个区分难在哪里？回想一下：刚才静坐时，你的注意力是落在"皮肤的感觉"上，还是落在"经过的气息"上？</w:t>
       </w:r>
     </w:p>
     <w:p>
       <w:pPr>
-        <w:ind w:left="340"/>
+        <w:pStyle w:val="ListBullet"/>
       </w:pPr>
       <w:r>
         <w:rPr>
-          <w:color w:val="1E5631"/>
-          <w:sz w:val="21"/>
-        </w:rPr>
-        <w:t xml:space="preserve">• </w:t>
-      </w:r>
-      <w:r>
-        <w:rPr>
           <w:b/>
-          <w:sz w:val="21"/>
         </w:rPr>
         <w:t>问题②（◈选答）</w:t>
       </w:r>
       <w:r>
         <w:rPr>
-          <w:sz w:val="21"/>
+          <w:b w:val="0"/>
         </w:rPr>
         <w:t>：十六步框架里，哪一步最吸引你？为什么？</w:t>
       </w:r>
     </w:p>
     <w:p>
       <w:pPr>
-        <w:ind w:left="340"/>
+        <w:pStyle w:val="ListBullet"/>
       </w:pPr>
       <w:r>
         <w:rPr>
-          <w:color w:val="1E5631"/>
-          <w:sz w:val="21"/>
-        </w:rPr>
-        <w:t xml:space="preserve">• </w:t>
-      </w:r>
-      <w:r>
-        <w:rPr>
           <w:b/>
-          <w:sz w:val="21"/>
         </w:rPr>
         <w:t>问题③（◈选答，时间富余或大家感兴趣时讨论）</w:t>
       </w:r>
       <w:r>
         <w:rPr>
-          <w:sz w:val="21"/>
+          <w:b w:val="0"/>
         </w:rPr>
         <w:t>："不控制呼吸"为什么这么重要？你有没有过"想让呼吸变深、变细"的时刻？那之后发生了什么？</w:t>
       </w:r>
     </w:p>
     <w:p>
       <w:pPr>
-        <w:spacing w:before="40" w:after="80"/>
-        <w:ind w:left="283"/>
-        <w:shd w:val="clear" w:color="auto" w:fill="EDF6EF"/>
+        <w:ind w:left="170"/>
         <w:pBdr>
-          <w:left w:val="single" w:sz="20" w:space="6" w:color="1E5631"/>
+          <w:left w:val="single" w:sz="18" w:space="4" w:color="1E4620"/>
         </w:pBdr>
+        <w:shd w:val="clear" w:fill="F2F5FA"/>
       </w:pPr>
       <w:r>
         <w:rPr>
           <w:b/>
-          <w:sz w:val="20"/>
         </w:rPr>
         <w:t>分层追问</w:t>
       </w:r>
       <w:r>
         <w:rPr>
-          <w:sz w:val="20"/>
+          <w:b w:val="0"/>
         </w:rPr>
-        <w:t>（可视时间取用，由浅入深）： - 【现象】你有没有留意过，呼吸进出时，鼻头或人中那里最清楚的那个接触点，究竟在哪里？ - 【影响】当你试着跟随呼吸，心是很快跑开，还是能在一两个呼吸上安稳地停留一会儿？ - 【应对】这周每次安静下来，先只守一个呼吸触点，数几个呼吸就放过自己，再轻轻回到那个点上。</w:t>
+        <w:t>（可视时间取用，由浅入深）：</w:t>
       </w:r>
     </w:p>
     <w:p>
       <w:pPr>
-        <w:spacing w:before="160" w:after="80"/>
+        <w:ind w:left="170"/>
+        <w:pBdr>
+          <w:left w:val="single" w:sz="18" w:space="4" w:color="1E4620"/>
+        </w:pBdr>
+        <w:shd w:val="clear" w:fill="F2F5FA"/>
       </w:pPr>
       <w:r>
         <w:rPr>
-          <w:rFonts w:ascii="Microsoft YaHei" w:hAnsi="Microsoft YaHei" w:eastAsia="Microsoft YaHei"/>
+          <w:b w:val="0"/>
+        </w:rPr>
+        <w:t>- 【现象】你有没有留意过，呼吸进出时，鼻头或人中那里最清楚的那个接触点，究竟在哪里？</w:t>
+      </w:r>
+    </w:p>
+    <w:p>
+      <w:pPr>
+        <w:ind w:left="170"/>
+        <w:pBdr>
+          <w:left w:val="single" w:sz="18" w:space="4" w:color="1E4620"/>
+        </w:pBdr>
+        <w:shd w:val="clear" w:fill="F2F5FA"/>
+      </w:pPr>
+      <w:r>
+        <w:rPr>
+          <w:b w:val="0"/>
+        </w:rPr>
+        <w:t>- 【影响】当你试着跟随呼吸，心是很快跑开，还是能在一两个呼吸上安稳地停留一会儿？</w:t>
+      </w:r>
+    </w:p>
+    <w:p>
+      <w:pPr>
+        <w:ind w:left="170"/>
+        <w:pBdr>
+          <w:left w:val="single" w:sz="18" w:space="4" w:color="1E4620"/>
+        </w:pBdr>
+        <w:shd w:val="clear" w:fill="F2F5FA"/>
+      </w:pPr>
+      <w:r>
+        <w:rPr>
+          <w:b w:val="0"/>
+        </w:rPr>
+        <w:t>- 【应对】这周每次安静下来，先只守一个呼吸触点，数几个呼吸就放过自己，再轻轻回到那个点上。</w:t>
+      </w:r>
+    </w:p>
+    <w:p>
+      <w:r>
+        <w:rPr>
           <w:b/>
-          <w:color w:val="1E5631"/>
-          <w:sz w:val="28"/>
+          <w:color w:val="1E4620"/>
+          <w:sz w:val="26"/>
         </w:rPr>
         <w:t>🧘 禅修练习：触点定位练习</w:t>
       </w:r>
     </w:p>
     <w:p>
       <w:pPr>
-        <w:spacing w:before="40" w:after="80"/>
-        <w:ind w:left="283"/>
-        <w:shd w:val="clear" w:color="auto" w:fill="EDF6EF"/>
+        <w:ind w:left="170"/>
         <w:pBdr>
-          <w:left w:val="single" w:sz="20" w:space="6" w:color="1E5631"/>
+          <w:left w:val="single" w:sz="18" w:space="4" w:color="1E4620"/>
         </w:pBdr>
+        <w:shd w:val="clear" w:fill="F2F5FA"/>
       </w:pPr>
       <w:r>
         <w:rPr>
-          <w:sz w:val="20"/>
+          <w:b w:val="0"/>
         </w:rPr>
         <w:t xml:space="preserve">⚠️ </w:t>
       </w:r>
       <w:r>
         <w:rPr>
           <w:b/>
-          <w:sz w:val="20"/>
         </w:rPr>
         <w:t>禅修禁忌提示</w:t>
       </w:r>
       <w:r>
         <w:rPr>
-          <w:sz w:val="20"/>
+          <w:b w:val="0"/>
         </w:rPr>
         <w:t>：若你正处在严重抑郁、焦虑、创伤后应激，或精神类疾病的发作／用药期，或正经历强烈的情绪危机，请先咨询医生或心理师，再决定是否练习；练习中若出现明显不适（如心悸、胸闷、情绪失控），请立即停止，睁开眼睛，把注意力放回呼吸与身体，必要时离场休息。</w:t>
       </w:r>
     </w:p>
     <w:p>
       <w:pPr>
-        <w:spacing w:before="40" w:after="80"/>
-        <w:ind w:left="283"/>
-        <w:shd w:val="clear" w:color="auto" w:fill="EDF6EF"/>
+        <w:ind w:left="170"/>
         <w:pBdr>
-          <w:left w:val="single" w:sz="20" w:space="6" w:color="1E5631"/>
+          <w:left w:val="single" w:sz="18" w:space="4" w:color="1E4620"/>
         </w:pBdr>
+        <w:shd w:val="clear" w:fill="F2F5FA"/>
       </w:pPr>
       <w:r>
         <w:rPr>
           <w:b/>
-          <w:sz w:val="20"/>
         </w:rPr>
         <w:t>练习提示（禁忌与安全）</w:t>
       </w:r>
       <w:r>
         <w:rPr>
-          <w:sz w:val="20"/>
+          <w:b w:val="0"/>
         </w:rPr>
         <w:t>：如有严重身心疾病（重度抑郁／焦虑发作期、精神障碍等）、近期手术或严重心血管疾病、孕期或有医嘱限制者，请先咨询医生、量力而行；练习中若出现强烈不适，可随时睁眼、停止、调整，或改为静坐观察。</w:t>
       </w:r>
     </w:p>
     <w:p>
-      <w:pPr>
-        <w:spacing w:before="160" w:after="80"/>
-      </w:pPr>
       <w:r>
         <w:rPr>
-          <w:rFonts w:ascii="Microsoft YaHei" w:hAnsi="Microsoft YaHei" w:eastAsia="Microsoft YaHei"/>
           <w:b/>
-          <w:color w:val="1E5631"/>
-          <w:sz w:val="28"/>
+          <w:color w:val="1E4620"/>
+          <w:sz w:val="26"/>
         </w:rPr>
         <w:t>📚 扩展内容包（时间富余时使用）</w:t>
       </w:r>
     </w:p>
     <w:p>
       <w:pPr>
-        <w:spacing w:before="40" w:after="80"/>
-        <w:ind w:left="283"/>
-        <w:shd w:val="clear" w:color="auto" w:fill="EDF6EF"/>
+        <w:ind w:left="170"/>
         <w:pBdr>
-          <w:left w:val="single" w:sz="20" w:space="6" w:color="1E5631"/>
+          <w:left w:val="single" w:sz="18" w:space="4" w:color="1E4620"/>
         </w:pBdr>
+        <w:shd w:val="clear" w:fill="F2F5FA"/>
       </w:pPr>
       <w:r>
         <w:rPr>
-          <w:sz w:val="20"/>
+          <w:b w:val="0"/>
         </w:rPr>
         <w:t>以下内容用于共读提前结束或讨论意犹未尽时，按需选用，不必全部完成。</w:t>
       </w:r>
     </w:p>
     <w:p>
-      <w:pPr>
-        <w:spacing w:before="120" w:after="80"/>
-      </w:pPr>
       <w:r>
         <w:rPr>
-          <w:rFonts w:ascii="Microsoft YaHei" w:hAnsi="Microsoft YaHei" w:eastAsia="Microsoft YaHei"/>
           <w:b/>
-          <w:color w:val="1E5631"/>
-          <w:sz w:val="25"/>
+          <w:color w:val="1E4620"/>
+          <w:sz w:val="23"/>
         </w:rPr>
         <w:t>扩展一：补充原文段落</w:t>
       </w:r>
@@ -2764,13 +3261,12 @@
       <w:r>
         <w:rPr>
           <w:b/>
-          <w:sz w:val="21"/>
         </w:rPr>
         <w:t>段落1</w:t>
       </w:r>
       <w:r>
         <w:rPr>
-          <w:sz w:val="21"/>
+          <w:b w:val="0"/>
         </w:rPr>
         <w:t>（出自本周素材·材料③《如来禅修学体系16·入出息念业处十六事》课件，◈扩展，未共读）：</w:t>
       </w:r>
@@ -2779,38 +3275,65 @@
       <w:r>
         <w:rPr>
           <w:b/>
-          <w:sz w:val="21"/>
         </w:rPr>
         <w:t>修观对象与方法概览：从色法到名法的辨识（照录）</w:t>
       </w:r>
     </w:p>
     <w:p>
       <w:pPr>
-        <w:spacing w:before="40" w:after="80"/>
-        <w:ind w:left="283"/>
-        <w:shd w:val="clear" w:color="auto" w:fill="EDF6EF"/>
+        <w:ind w:left="170"/>
         <w:pBdr>
-          <w:left w:val="single" w:sz="20" w:space="6" w:color="1E5631"/>
+          <w:left w:val="single" w:sz="18" w:space="4" w:color="1E4620"/>
         </w:pBdr>
+        <w:shd w:val="clear" w:fill="F2F5FA"/>
       </w:pPr>
       <w:r>
         <w:rPr>
-          <w:sz w:val="20"/>
+          <w:b w:val="0"/>
         </w:rPr>
-        <w:t>四界差别与究竟色法辨识：四界差别是修观的重要对象之一。通过了解四界差别，修行者能够更好地辨识究竟色法，提高观智。通过十二特相、色聚分析二十八种色法，修行者能够更好地了解色法的本质，为后续的观智打下坚实的基础。 禅那的心路名法辨识：禅那的心路名法是修观的重要对象之一。通过了解禅那的心路名法，修行者能够更好地辨识名法，提高观智。通过入出息初禅的34个名法，修行者能够更好地了解名法的本质，为后续的观智打下坚实的基础。 缘起追溯与行法三相观照：缘起追溯是修观的重要方法之一。通过缘起追溯，修行者能够更好地了解十二缘起支的因果关系，提高观智。通过四禅之光观照行法三相(无常、苦、无我)，修行者能够更好地了解行法的本质，为后续的观智打下坚实的基础。</w:t>
+        <w:t>四界差别与究竟色法辨识：四界差别是修观的重要对象之一。通过了解四界差别，修行者能够更好地辨识究竟色法，提高观智。通过十二特相、色聚分析二十八种色法，修行者能够更好地了解色法的本质，为后续的观智打下坚实的基础。</w:t>
+      </w:r>
+    </w:p>
+    <w:p>
+      <w:pPr>
+        <w:ind w:left="170"/>
+        <w:pBdr>
+          <w:left w:val="single" w:sz="18" w:space="4" w:color="1E4620"/>
+        </w:pBdr>
+        <w:shd w:val="clear" w:fill="F2F5FA"/>
+      </w:pPr>
+      <w:r>
+        <w:rPr>
+          <w:b w:val="0"/>
+        </w:rPr>
+        <w:t>禅那的心路名法辨识：禅那的心路名法是修观的重要对象之一。通过了解禅那的心路名法，修行者能够更好地辨识名法，提高观智。通过入出息初禅的34个名法，修行者能够更好地了解名法的本质，为后续的观智打下坚实的基础。</w:t>
+      </w:r>
+    </w:p>
+    <w:p>
+      <w:pPr>
+        <w:ind w:left="170"/>
+        <w:pBdr>
+          <w:left w:val="single" w:sz="18" w:space="4" w:color="1E4620"/>
+        </w:pBdr>
+        <w:shd w:val="clear" w:fill="F2F5FA"/>
+      </w:pPr>
+      <w:r>
+        <w:rPr>
+          <w:b w:val="0"/>
+        </w:rPr>
+        <w:t>缘起追溯与行法三相观照：缘起追溯是修观的重要方法之一。通过缘起追溯，修行者能够更好地了解十二缘起支的因果关系，提高观智。通过四禅之光观照行法三相(无常、苦、无我)，修行者能够更好地了解行法的本质，为后续的观智打下坚实的基础。</w:t>
       </w:r>
     </w:p>
     <w:p>
       <w:r>
         <w:rPr>
           <w:b/>
-          <w:sz w:val="21"/>
         </w:rPr>
         <w:t>段落2</w:t>
       </w:r>
       <w:r>
         <w:rPr>
-          <w:sz w:val="21"/>
+          <w:b w:val="0"/>
         </w:rPr>
         <w:t>（出处同上）：</w:t>
       </w:r>
@@ -2819,453 +3342,360 @@
       <w:r>
         <w:rPr>
           <w:b/>
-          <w:sz w:val="21"/>
         </w:rPr>
         <w:t>菩提分培育脉络与道果（修观部分概览，照录）</w:t>
       </w:r>
     </w:p>
     <w:p>
       <w:pPr>
-        <w:spacing w:before="40" w:after="80"/>
-        <w:ind w:left="283"/>
-        <w:shd w:val="clear" w:color="auto" w:fill="EDF6EF"/>
+        <w:ind w:left="170"/>
         <w:pBdr>
-          <w:left w:val="single" w:sz="20" w:space="6" w:color="1E5631"/>
+          <w:left w:val="single" w:sz="18" w:space="4" w:color="1E4620"/>
         </w:pBdr>
+        <w:shd w:val="clear" w:fill="F2F5FA"/>
       </w:pPr>
       <w:r>
         <w:rPr>
-          <w:sz w:val="20"/>
+          <w:b w:val="0"/>
         </w:rPr>
-        <w:t>菩提分培育脉络：修止与修观阶段的培育——①四念处、四正勤、四神足的培育：通过修止与修观，修行者能够逐步培育四念处、四正勤、四神足；②五根、五力、七觉支、八支圣道的培育：通过修止与修观，修行者能够逐步培育五根、五力、七觉支、八支圣道。 七、道与果解析：证悟涅槃与四圣谛的紧密联系——从入流道果开始的修行进阶：通过修习入出息念，修行者能够逐步断除烦恼，最终成为阿拉汉。四圣谛与修行的紧密联系：通过修习入出息念，修行者能够逐步实践四圣谛（苦谛、集谛、灭谛、道谛），实现心灵的净化与升华。三十七菩提分在证道果时的培育：通过修习入出息念，修行者能够在证道果时培育出世间菩提分，及对佛法僧的信心与专注涅槃。</w:t>
+        <w:t>菩提分培育脉络：修止与修观阶段的培育——①四念处、四正勤、四神足的培育：通过修止与修观，修行者能够逐步培育四念处、四正勤、四神足；②五根、五力、七觉支、八支圣道的培育：通过修止与修观，修行者能够逐步培育五根、五力、七觉支、八支圣道。</w:t>
+      </w:r>
+    </w:p>
+    <w:p>
+      <w:pPr>
+        <w:ind w:left="170"/>
+        <w:pBdr>
+          <w:left w:val="single" w:sz="18" w:space="4" w:color="1E4620"/>
+        </w:pBdr>
+        <w:shd w:val="clear" w:fill="F2F5FA"/>
+      </w:pPr>
+      <w:r>
+        <w:rPr>
+          <w:b w:val="0"/>
+        </w:rPr>
+        <w:t>七、道与果解析：证悟涅槃与四圣谛的紧密联系——从入流道果开始的修行进阶：通过修习入出息念，修行者能够逐步断除烦恼，最终成为阿拉汉。四圣谛与修行的紧密联系：通过修习入出息念，修行者能够逐步实践四圣谛（苦谛、集谛、灭谛、道谛），实现心灵的净化与升华。三十七菩提分在证道果时的培育：通过修习入出息念，修行者能够在证道果时培育出世间菩提分，及对佛法僧的信心与专注涅槃。</w:t>
       </w:r>
     </w:p>
     <w:p>
       <w:r>
         <w:rPr>
-          <w:sz w:val="21"/>
+          <w:b w:val="0"/>
         </w:rPr>
         <w:t>（这两段是十六步走完之后"修观部分"的概览，今天只当远方的地图看一眼，不必展开。）</w:t>
       </w:r>
     </w:p>
     <w:p>
-      <w:pPr>
-        <w:spacing w:before="120" w:after="80"/>
-      </w:pPr>
       <w:r>
         <w:rPr>
-          <w:rFonts w:ascii="Microsoft YaHei" w:hAnsi="Microsoft YaHei" w:eastAsia="Microsoft YaHei"/>
           <w:b/>
-          <w:color w:val="1E5631"/>
-          <w:sz w:val="25"/>
+          <w:color w:val="1E4620"/>
+          <w:sz w:val="23"/>
         </w:rPr>
         <w:t>扩展二：深入讨论问题</w:t>
       </w:r>
     </w:p>
     <w:p>
       <w:pPr>
-        <w:ind w:left="340"/>
+        <w:pStyle w:val="ListNumber"/>
       </w:pPr>
       <w:r>
         <w:rPr>
-          <w:b/>
-          <w:sz w:val="21"/>
-        </w:rPr>
-        <w:t xml:space="preserve">1. </w:t>
-      </w:r>
-      <w:r>
-        <w:rPr>
-          <w:sz w:val="21"/>
+          <w:b w:val="0"/>
         </w:rPr>
         <w:t>十六事分成身、受、心、法四个念处，第一组四法（入出息→长短息→全息→微息）都还在"身"上——你觉得，为什么"觉知呼吸"这样一个练习，会被编在"身随观念处"里？</w:t>
       </w:r>
     </w:p>
     <w:p>
       <w:pPr>
-        <w:ind w:left="340"/>
+        <w:pStyle w:val="ListNumber"/>
       </w:pPr>
       <w:r>
         <w:rPr>
-          <w:b/>
-          <w:sz w:val="21"/>
-        </w:rPr>
-        <w:t xml:space="preserve">2. </w:t>
-      </w:r>
-      <w:r>
-        <w:rPr>
-          <w:sz w:val="21"/>
+          <w:b w:val="0"/>
         </w:rPr>
         <w:t>原文说，一切即将成佛的菩萨在菩提树下都是通过修习入出息念而成就的。呼吸人人都有、天天都在——为什么"觉知呼吸"还能成为一条走得通的路？你相信它吗？为什么？</w:t>
       </w:r>
     </w:p>
     <w:p>
-      <w:pPr>
-        <w:spacing w:before="120" w:after="80"/>
-      </w:pPr>
       <w:r>
         <w:rPr>
-          <w:rFonts w:ascii="Microsoft YaHei" w:hAnsi="Microsoft YaHei" w:eastAsia="Microsoft YaHei"/>
           <w:b/>
-          <w:color w:val="1E5631"/>
-          <w:sz w:val="25"/>
+          <w:color w:val="1E4620"/>
+          <w:sz w:val="23"/>
         </w:rPr>
         <w:t>扩展三：延伸小练习</w:t>
       </w:r>
     </w:p>
     <w:p>
       <w:pPr>
-        <w:ind w:left="340"/>
+        <w:pStyle w:val="ListBullet"/>
       </w:pPr>
       <w:r>
         <w:rPr>
-          <w:color w:val="1E5631"/>
-          <w:sz w:val="21"/>
-        </w:rPr>
-        <w:t xml:space="preserve">• </w:t>
-      </w:r>
-      <w:r>
-        <w:rPr>
           <w:b/>
-          <w:sz w:val="21"/>
         </w:rPr>
         <w:t>三次"回到触点"</w:t>
       </w:r>
       <w:r>
         <w:rPr>
-          <w:sz w:val="21"/>
+          <w:b w:val="0"/>
         </w:rPr>
         <w:t>：今天挑三个日常时刻（等电梯、洗手、睡前均可），各用一次呼吸的时间，把心轻轻放回鼻头／人中附近，确认"气息正在经过这里"就够了——不数数、不评价、不延长。它与本周作业的区别：作业是坐下来专修5分钟，这个小练习是把"认得触点"带进日常。</w:t>
       </w:r>
     </w:p>
     <w:p>
-      <w:pPr>
-        <w:spacing w:before="120" w:after="80"/>
-      </w:pPr>
       <w:r>
         <w:rPr>
-          <w:rFonts w:ascii="Microsoft YaHei" w:hAnsi="Microsoft YaHei" w:eastAsia="Microsoft YaHei"/>
           <w:b/>
-          <w:color w:val="1E5631"/>
-          <w:sz w:val="25"/>
+          <w:color w:val="1E4620"/>
+          <w:sz w:val="23"/>
         </w:rPr>
         <w:t>扩展四：延伸素材</w:t>
       </w:r>
     </w:p>
     <w:p>
       <w:pPr>
-        <w:ind w:left="340"/>
+        <w:pStyle w:val="ListBullet"/>
       </w:pPr>
       <w:r>
         <w:rPr>
-          <w:color w:val="1E5631"/>
-          <w:sz w:val="21"/>
-        </w:rPr>
-        <w:t xml:space="preserve">• </w:t>
-      </w:r>
-      <w:r>
-        <w:rPr>
           <w:b/>
-          <w:sz w:val="21"/>
         </w:rPr>
         <w:t>礼敬佛陀</w:t>
       </w:r>
       <w:r>
         <w:rPr>
-          <w:sz w:val="21"/>
+          <w:b w:val="0"/>
         </w:rPr>
         <w:t>（出自本周素材·材料③课件封面，照录；可在静心开场或禅修练习前使用）：</w:t>
       </w:r>
     </w:p>
     <w:p>
       <w:pPr>
-        <w:spacing w:before="40" w:after="80"/>
-        <w:ind w:left="283"/>
-        <w:shd w:val="clear" w:color="auto" w:fill="EDF6EF"/>
+        <w:ind w:left="170"/>
         <w:pBdr>
-          <w:left w:val="single" w:sz="20" w:space="6" w:color="1E5631"/>
+          <w:left w:val="single" w:sz="18" w:space="4" w:color="1E4620"/>
         </w:pBdr>
+        <w:shd w:val="clear" w:fill="F2F5FA"/>
       </w:pPr>
       <w:r>
         <w:rPr>
-          <w:sz w:val="20"/>
+          <w:b w:val="0"/>
         </w:rPr>
         <w:t>百花古寺2025 百日禅修营 如来禅修学体系　古源如应讲述　2025年1月</w:t>
       </w:r>
     </w:p>
     <w:p>
       <w:pPr>
-        <w:spacing w:before="40" w:after="80"/>
-        <w:ind w:left="283"/>
-        <w:shd w:val="clear" w:color="auto" w:fill="EDF6EF"/>
+        <w:ind w:left="170"/>
         <w:pBdr>
-          <w:left w:val="single" w:sz="20" w:space="6" w:color="1E5631"/>
+          <w:left w:val="single" w:sz="18" w:space="4" w:color="1E4620"/>
         </w:pBdr>
+        <w:shd w:val="clear" w:fill="F2F5FA"/>
       </w:pPr>
       <w:r>
         <w:rPr>
-          <w:sz w:val="20"/>
+          <w:b w:val="0"/>
         </w:rPr>
         <w:t>礼敬佛陀：Namo tassa bhagavato arahato sammā-sambuddhassa (×3)——礼敬那位世尊、阿拉汉、正自觉者</w:t>
       </w:r>
     </w:p>
     <w:p>
       <w:pPr>
-        <w:ind w:left="340"/>
+        <w:pStyle w:val="ListBullet"/>
       </w:pPr>
       <w:r>
         <w:rPr>
-          <w:color w:val="1E5631"/>
-          <w:sz w:val="21"/>
-        </w:rPr>
-        <w:t xml:space="preserve">• </w:t>
-      </w:r>
-      <w:r>
-        <w:rPr>
           <w:b/>
-          <w:sz w:val="21"/>
         </w:rPr>
         <w:t>若有人问"找不到触点/感觉不到气息怎么办"</w:t>
       </w:r>
       <w:r>
         <w:rPr>
-          <w:sz w:val="21"/>
+          <w:b w:val="0"/>
         </w:rPr>
         <w:t>：不解释方法，回到原文（材料①·修习前提）——"如实、自然地知道入出息才是正见：入出息是什么状态，就以什么样的状态（去）知道。"提醒大家：一时找不到，"知道我现在还没找到"也是一种如实知道。</w:t>
       </w:r>
     </w:p>
     <w:p>
-      <w:pPr>
-        <w:spacing w:before="160" w:after="80"/>
-      </w:pPr>
       <w:r>
         <w:rPr>
-          <w:rFonts w:ascii="Microsoft YaHei" w:hAnsi="Microsoft YaHei" w:eastAsia="Microsoft YaHei"/>
           <w:b/>
-          <w:color w:val="1E5631"/>
-          <w:sz w:val="28"/>
+          <w:color w:val="1E4620"/>
+          <w:sz w:val="26"/>
         </w:rPr>
         <w:t>🔚 收尾与回向</w:t>
       </w:r>
     </w:p>
     <w:p>
       <w:pPr>
-        <w:ind w:left="340"/>
+        <w:pStyle w:val="ListNumber"/>
       </w:pPr>
       <w:r>
         <w:rPr>
           <w:b/>
-          <w:sz w:val="21"/>
-        </w:rPr>
-        <w:t xml:space="preserve">1. </w:t>
-      </w:r>
-      <w:r>
-        <w:rPr>
-          <w:b/>
-          <w:sz w:val="21"/>
         </w:rPr>
         <w:t>每人一句话</w:t>
       </w:r>
       <w:r>
         <w:rPr>
-          <w:sz w:val="21"/>
+          <w:b w:val="0"/>
         </w:rPr>
         <w:t>：今天最大的收获是什么？</w:t>
       </w:r>
     </w:p>
     <w:p>
       <w:pPr>
-        <w:ind w:left="340"/>
+        <w:pStyle w:val="ListNumber"/>
       </w:pPr>
       <w:r>
         <w:rPr>
           <w:b/>
-          <w:sz w:val="21"/>
-        </w:rPr>
-        <w:t xml:space="preserve">2. </w:t>
-      </w:r>
-      <w:r>
-        <w:rPr>
-          <w:b/>
-          <w:sz w:val="21"/>
         </w:rPr>
         <w:t>下周预告</w:t>
       </w:r>
       <w:r>
         <w:rPr>
-          <w:sz w:val="21"/>
+          <w:b w:val="0"/>
         </w:rPr>
         <w:t>：下一周我们正式上手——妄念与腿痛来了怎么办？主题是"数息法与杂念对治"。</w:t>
       </w:r>
     </w:p>
     <w:p>
       <w:pPr>
-        <w:ind w:left="340"/>
+        <w:pStyle w:val="ListNumber"/>
       </w:pPr>
       <w:r>
         <w:rPr>
           <w:b/>
-          <w:sz w:val="21"/>
-        </w:rPr>
-        <w:t xml:space="preserve">3. </w:t>
-      </w:r>
-      <w:r>
-        <w:rPr>
-          <w:b/>
-          <w:sz w:val="21"/>
         </w:rPr>
         <w:t>本周作业</w:t>
       </w:r>
       <w:r>
         <w:rPr>
-          <w:sz w:val="21"/>
+          <w:b w:val="0"/>
         </w:rPr>
         <w:t>：</w:t>
       </w:r>
     </w:p>
     <w:p>
-      <w:pPr>
-        <w:ind w:left="340"/>
-      </w:pPr>
       <w:r>
         <w:rPr>
-          <w:color w:val="1E5631"/>
-          <w:sz w:val="21"/>
+          <w:b w:val="0"/>
         </w:rPr>
-        <w:t xml:space="preserve">• </w:t>
+        <w:t xml:space="preserve">   - 每天找到自己的触点位置坐5分钟，只做一件事：知道气息在进出。</w:t>
       </w:r>
+    </w:p>
+    <w:p>
       <w:r>
         <w:rPr>
-          <w:sz w:val="21"/>
+          <w:b w:val="0"/>
         </w:rPr>
-        <w:t>每天找到自己的触点位置坐5分钟，只做一件事：知道气息在进出。</w:t>
+        <w:t xml:space="preserve">   - 小提示：位置不理想没关系，本周只求"知道气息在进出"，不求感觉清晰，更不求舒服。</w:t>
       </w:r>
     </w:p>
     <w:p>
       <w:pPr>
-        <w:ind w:left="340"/>
-      </w:pPr>
-      <w:r>
-        <w:rPr>
-          <w:color w:val="1E5631"/>
-          <w:sz w:val="21"/>
-        </w:rPr>
-        <w:t xml:space="preserve">• </w:t>
-      </w:r>
-      <w:r>
-        <w:rPr>
-          <w:sz w:val="21"/>
-        </w:rPr>
-        <w:t>小提示：位置不理想没关系，本周只求"知道气息在进出"，不求感觉清晰，更不求舒服。</w:t>
-      </w:r>
-    </w:p>
-    <w:p>
-      <w:pPr>
-        <w:ind w:left="340"/>
+        <w:pStyle w:val="ListNumber"/>
       </w:pPr>
       <w:r>
         <w:rPr>
           <w:b/>
-          <w:sz w:val="21"/>
-        </w:rPr>
-        <w:t xml:space="preserve">4. </w:t>
-      </w:r>
-      <w:r>
-        <w:rPr>
-          <w:b/>
-          <w:sz w:val="21"/>
         </w:rPr>
         <w:t>回向</w:t>
       </w:r>
       <w:r>
         <w:rPr>
-          <w:sz w:val="21"/>
+          <w:b w:val="0"/>
         </w:rPr>
         <w:t>（一起念）：</w:t>
       </w:r>
     </w:p>
     <w:p>
       <w:pPr>
-        <w:spacing w:before="40" w:after="80"/>
-        <w:ind w:left="283"/>
-        <w:shd w:val="clear" w:color="auto" w:fill="EDF6EF"/>
+        <w:ind w:left="170"/>
         <w:pBdr>
-          <w:left w:val="single" w:sz="20" w:space="6" w:color="1E5631"/>
+          <w:left w:val="single" w:sz="18" w:space="4" w:color="1E4620"/>
         </w:pBdr>
+        <w:shd w:val="clear" w:fill="F2F5FA"/>
       </w:pPr>
       <w:r>
         <w:rPr>
           <w:b/>
-          <w:sz w:val="20"/>
         </w:rPr>
         <w:t>愿我此功德，导向诸漏尽！</w:t>
       </w:r>
-      <w:r>
-        <w:rPr>
-          <w:sz w:val="20"/>
-        </w:rPr>
-        <w:t xml:space="preserve"> </w:t>
-      </w:r>
+    </w:p>
+    <w:p>
+      <w:pPr>
+        <w:ind w:left="170"/>
+        <w:pBdr>
+          <w:left w:val="single" w:sz="18" w:space="4" w:color="1E4620"/>
+        </w:pBdr>
+        <w:shd w:val="clear" w:fill="F2F5FA"/>
+      </w:pPr>
       <w:r>
         <w:rPr>
           <w:b/>
-          <w:sz w:val="20"/>
         </w:rPr>
         <w:t>愿我此功德，为证涅槃缘！</w:t>
       </w:r>
-      <w:r>
-        <w:rPr>
-          <w:sz w:val="20"/>
-        </w:rPr>
-        <w:t xml:space="preserve"> </w:t>
-      </w:r>
+    </w:p>
+    <w:p>
+      <w:pPr>
+        <w:ind w:left="170"/>
+        <w:pBdr>
+          <w:left w:val="single" w:sz="18" w:space="4" w:color="1E4620"/>
+        </w:pBdr>
+        <w:shd w:val="clear" w:fill="F2F5FA"/>
+      </w:pPr>
       <w:r>
         <w:rPr>
           <w:b/>
-          <w:sz w:val="20"/>
         </w:rPr>
         <w:t>我此功德分，回向诸有情！</w:t>
       </w:r>
-      <w:r>
-        <w:rPr>
-          <w:sz w:val="20"/>
-        </w:rPr>
-        <w:t xml:space="preserve"> </w:t>
-      </w:r>
+    </w:p>
+    <w:p>
+      <w:pPr>
+        <w:ind w:left="170"/>
+        <w:pBdr>
+          <w:left w:val="single" w:sz="18" w:space="4" w:color="1E4620"/>
+        </w:pBdr>
+        <w:shd w:val="clear" w:fill="F2F5FA"/>
+      </w:pPr>
       <w:r>
         <w:rPr>
           <w:b/>
-          <w:sz w:val="20"/>
         </w:rPr>
         <w:t>愿彼等一切，同得功德分！</w:t>
       </w:r>
     </w:p>
     <w:p>
       <w:pPr>
-        <w:spacing w:before="40" w:after="80"/>
-        <w:ind w:left="283"/>
-        <w:shd w:val="clear" w:color="auto" w:fill="EDF6EF"/>
+        <w:ind w:left="170"/>
         <w:pBdr>
-          <w:left w:val="single" w:sz="20" w:space="6" w:color="1E5631"/>
+          <w:left w:val="single" w:sz="18" w:space="4" w:color="1E4620"/>
         </w:pBdr>
+        <w:shd w:val="clear" w:fill="F2F5FA"/>
       </w:pPr>
       <w:r>
         <w:rPr>
-          <w:sz w:val="20"/>
+          <w:b w:val="0"/>
         </w:rPr>
         <w:t xml:space="preserve">📚 </w:t>
       </w:r>
       <w:r>
         <w:rPr>
           <w:b/>
-          <w:sz w:val="20"/>
         </w:rPr>
         <w:t>下一份文档</w:t>
       </w:r>
       <w:r>
         <w:rPr>
-          <w:sz w:val="20"/>
+          <w:b w:val="0"/>
         </w:rPr>
-        <w:t>：`第4周_数息法与杂念对治_学员版.md`</w:t>
+        <w:t>：第4周_数息法与杂念对治_学员版.md</w:t>
       </w:r>
     </w:p>
     <w:sectPr>
@@ -3287,7 +3717,11 @@
       <w:pStyle w:val="Footer"/>
       <w:jc w:val="center"/>
     </w:pPr>
-    <w:fldSimple w:instr="PAGE"/>
+    <w:r>
+      <w:fldChar w:fldCharType="begin"/>
+      <w:instrText xml:space="preserve">PAGE</w:instrText>
+      <w:fldChar w:fldCharType="end"/>
+    </w:r>
   </w:p>
 </w:ftr>
 </file>
@@ -3301,10 +3735,10 @@
     </w:pPr>
     <w:r>
       <w:rPr>
-        <w:color w:val="808080"/>
+        <w:color w:val="1E4620"/>
         <w:sz w:val="16"/>
       </w:rPr>
-      <w:t>读书会01·第3周·入出息念基础方法-取相点与安般十六步框架（朗读优化版）</w:t>
+      <w:t>读书会01 · 第3周 · 朗读优化版（8周版） · 学员版</w:t>
     </w:r>
   </w:p>
 </w:hdr>
@@ -3673,11 +4107,8 @@
     <w:name w:val="Normal"/>
     <w:qFormat/>
     <w:rsid w:val="00FC693F"/>
-    <w:pPr>
-      <w:spacing w:line="324" w:lineRule="auto" w:after="60"/>
-    </w:pPr>
     <w:rPr>
-      <w:rFonts w:ascii="Microsoft YaHei" w:hAnsi="Microsoft YaHei" w:eastAsia="Microsoft YaHei"/>
+      <w:rFonts w:ascii="等线" w:hAnsi="等线" w:eastAsia="宋体"/>
       <w:sz w:val="21"/>
     </w:rPr>
   </w:style>
